--- a/Knowledge/3-Work knowledge/1-Software Engineering/2-General Technologies/9-Databases/5-My Source/1-Intro to Databases/1-Data Models/2-Levels of Data Models/3-Physical Data Model.docx
+++ b/Knowledge/3-Work knowledge/1-Software Engineering/2-General Technologies/9-Databases/5-My Source/1-Intro to Databases/1-Data Models/2-Levels of Data Models/3-Physical Data Model.docx
@@ -32,7 +32,7 @@
       </w:pPr>
       <w:r>
         <w:rPr>
-          <w:rFonts w:ascii="Arial" w:hAnsi="Arial" w:cs="Arial"/>
+          <w:rFonts w:ascii="Arial" w:hAnsi="Arial" w:cs="Arial" w:eastAsia="Arial"/>
           <w:b/>
           <w:color w:val="000000"/>
           <w:sz w:val="18"/>
@@ -42,7 +42,7 @@
       </w:r>
       <w:r>
         <w:rPr>
-          <w:rFonts w:ascii="Arial" w:hAnsi="Arial" w:cs="Arial"/>
+          <w:rFonts w:ascii="Arial" w:hAnsi="Arial" w:cs="Arial" w:eastAsia="Arial"/>
           <w:color w:val="000000"/>
           <w:sz w:val="18"/>
           <w:highlight w:val="lightGray"/>
@@ -51,7 +51,7 @@
       </w:r>
       <w:r>
         <w:rPr>
-          <w:rFonts w:ascii="Arial" w:hAnsi="Arial" w:cs="Arial"/>
+          <w:rFonts w:ascii="Arial" w:hAnsi="Arial" w:cs="Arial" w:eastAsia="Arial"/>
           <w:b/>
           <w:color w:val="000000"/>
           <w:sz w:val="18"/>
@@ -61,7 +61,7 @@
       </w:r>
       <w:r>
         <w:rPr>
-          <w:rFonts w:ascii="Arial" w:hAnsi="Arial" w:cs="Arial"/>
+          <w:rFonts w:ascii="Arial" w:hAnsi="Arial" w:cs="Arial" w:eastAsia="Arial"/>
           <w:color w:val="000000"/>
           <w:sz w:val="18"/>
           <w:highlight w:val="lightGray"/>
@@ -70,7 +70,7 @@
       </w:r>
       <w:r>
         <w:rPr>
-          <w:rFonts w:ascii="Arial" w:hAnsi="Arial" w:cs="Arial"/>
+          <w:rFonts w:ascii="Arial" w:hAnsi="Arial" w:cs="Arial" w:eastAsia="Arial"/>
           <w:b/>
           <w:color w:val="000000"/>
           <w:sz w:val="18"/>
@@ -80,7 +80,7 @@
       </w:r>
       <w:r>
         <w:rPr>
-          <w:rFonts w:ascii="Arial" w:hAnsi="Arial" w:cs="Arial"/>
+          <w:rFonts w:ascii="Arial" w:hAnsi="Arial" w:cs="Arial" w:eastAsia="Arial"/>
           <w:color w:val="000000"/>
           <w:sz w:val="18"/>
           <w:highlight w:val="lightGray"/>
@@ -96,13 +96,13 @@
       </w:pPr>
       <w:r>
         <w:rPr>
-          <w:rFonts w:ascii="Roboto Mono" w:hAnsi="Roboto Mono"/>
+          <w:rFonts w:ascii="Roboto Mono" w:hAnsi="Roboto Mono" w:eastAsia="Roboto Mono"/>
         </w:rPr>
         <w:t xml:space="preserve">A </w:t>
       </w:r>
       <w:r>
         <w:rPr>
-          <w:rFonts w:ascii="Roboto Mono" w:hAnsi="Roboto Mono"/>
+          <w:rFonts w:ascii="Roboto Mono" w:hAnsi="Roboto Mono" w:eastAsia="Roboto Mono"/>
           <w:b/>
           <w:bCs/>
         </w:rPr>
@@ -110,7 +110,7 @@
       </w:r>
       <w:r>
         <w:rPr>
-          <w:rFonts w:ascii="Roboto Mono" w:hAnsi="Roboto Mono"/>
+          <w:rFonts w:ascii="Roboto Mono" w:hAnsi="Roboto Mono" w:eastAsia="Roboto Mono"/>
         </w:rPr>
         <w:t xml:space="preserve"> is the most detailed level of data modeling.</w:t>
       </w:r>
@@ -123,13 +123,13 @@
       </w:pPr>
       <w:r>
         <w:rPr>
-          <w:rFonts w:ascii="Roboto Mono" w:hAnsi="Roboto Mono"/>
+          <w:rFonts w:ascii="Roboto Mono" w:hAnsi="Roboto Mono" w:eastAsia="Roboto Mono"/>
         </w:rPr>
         <w:t xml:space="preserve">It describes </w:t>
       </w:r>
       <w:r>
         <w:rPr>
-          <w:rFonts w:ascii="Roboto Mono" w:hAnsi="Roboto Mono"/>
+          <w:rFonts w:ascii="Roboto Mono" w:hAnsi="Roboto Mono" w:eastAsia="Roboto Mono"/>
           <w:b/>
           <w:bCs/>
         </w:rPr>
@@ -137,7 +137,7 @@
       </w:r>
       <w:r>
         <w:rPr>
-          <w:rFonts w:ascii="Roboto Mono" w:hAnsi="Roboto Mono"/>
+          <w:rFonts w:ascii="Roboto Mono" w:hAnsi="Roboto Mono" w:eastAsia="Roboto Mono"/>
         </w:rPr>
         <w:t xml:space="preserve"> such as:</w:t>
       </w:r>
@@ -154,7 +154,7 @@
       </w:pPr>
       <w:r>
         <w:rPr>
-          <w:rFonts w:ascii="Roboto Mono" w:hAnsi="Roboto Mono"/>
+          <w:rFonts w:ascii="Roboto Mono" w:hAnsi="Roboto Mono" w:eastAsia="Roboto Mono"/>
         </w:rPr>
         <w:t xml:space="preserve">MySQL </w:t>
       </w:r>
@@ -171,7 +171,7 @@
       </w:pPr>
       <w:r>
         <w:rPr>
-          <w:rFonts w:ascii="Roboto Mono" w:hAnsi="Roboto Mono"/>
+          <w:rFonts w:ascii="Roboto Mono" w:hAnsi="Roboto Mono" w:eastAsia="Roboto Mono"/>
         </w:rPr>
         <w:t xml:space="preserve">PostgreSQL </w:t>
       </w:r>
@@ -188,7 +188,7 @@
       </w:pPr>
       <w:r>
         <w:rPr>
-          <w:rFonts w:ascii="Roboto Mono" w:hAnsi="Roboto Mono"/>
+          <w:rFonts w:ascii="Roboto Mono" w:hAnsi="Roboto Mono" w:eastAsia="Roboto Mono"/>
         </w:rPr>
         <w:t xml:space="preserve">Microsoft SQL Server </w:t>
       </w:r>
@@ -205,7 +205,7 @@
       </w:pPr>
       <w:r>
         <w:rPr>
-          <w:rFonts w:ascii="Roboto Mono" w:hAnsi="Roboto Mono"/>
+          <w:rFonts w:ascii="Roboto Mono" w:hAnsi="Roboto Mono" w:eastAsia="Roboto Mono"/>
         </w:rPr>
         <w:t xml:space="preserve">Oracle Database </w:t>
       </w:r>
@@ -218,7 +218,7 @@
       </w:pPr>
       <w:r>
         <w:rPr>
-          <w:rFonts w:ascii="Roboto Mono" w:hAnsi="Roboto Mono"/>
+          <w:rFonts w:ascii="Roboto Mono" w:hAnsi="Roboto Mono" w:eastAsia="Roboto Mono"/>
         </w:rPr>
         <w:t>The Physical Model includes storage and performance details that are not present in the Conceptual or Logical models.</w:t>
       </w:r>
@@ -231,7 +231,7 @@
       </w:pPr>
       <w:r>
         <w:rPr>
-          <w:rFonts w:ascii="Roboto Mono" w:hAnsi="Roboto Mono"/>
+          <w:rFonts w:ascii="Roboto Mono" w:hAnsi="Roboto Mono" w:eastAsia="Roboto Mono"/>
         </w:rPr>
         <w:pict w14:anchorId="1ABAFB0B">
           <v:rect id="_x0000_i1025" style="width:0;height:1.5pt" o:hralign="center" o:hrstd="t" o:hr="t" fillcolor="#a0a0a0" stroked="f"/>
@@ -255,7 +255,7 @@
     <w:p>
       <w:r>
         <w:rPr>
-          <w:rFonts w:ascii="Arial" w:hAnsi="Arial" w:cs="Arial"/>
+          <w:rFonts w:ascii="Arial" w:hAnsi="Arial" w:cs="Arial" w:eastAsia="Arial"/>
           <w:b/>
           <w:color w:val="000000"/>
           <w:sz w:val="18"/>
@@ -265,7 +265,7 @@
       </w:r>
       <w:r>
         <w:rPr>
-          <w:rFonts w:ascii="Arial" w:hAnsi="Arial" w:cs="Arial"/>
+          <w:rFonts w:ascii="Arial" w:hAnsi="Arial" w:cs="Arial" w:eastAsia="Arial"/>
           <w:color w:val="000000"/>
           <w:sz w:val="18"/>
           <w:highlight w:val="lightGray"/>
@@ -274,7 +274,7 @@
       </w:r>
       <w:r>
         <w:rPr>
-          <w:rFonts w:ascii="Arial" w:hAnsi="Arial" w:cs="Arial"/>
+          <w:rFonts w:ascii="Arial" w:hAnsi="Arial" w:cs="Arial" w:eastAsia="Arial"/>
           <w:b/>
           <w:color w:val="000000"/>
           <w:sz w:val="18"/>
@@ -284,7 +284,7 @@
       </w:r>
       <w:r>
         <w:rPr>
-          <w:rFonts w:ascii="Arial" w:hAnsi="Arial" w:cs="Arial"/>
+          <w:rFonts w:ascii="Arial" w:hAnsi="Arial" w:cs="Arial" w:eastAsia="Arial"/>
           <w:color w:val="000000"/>
           <w:sz w:val="18"/>
           <w:highlight w:val="lightGray"/>
@@ -293,7 +293,7 @@
       </w:r>
       <w:r>
         <w:rPr>
-          <w:rFonts w:ascii="Arial" w:hAnsi="Arial" w:cs="Arial"/>
+          <w:rFonts w:ascii="Arial" w:hAnsi="Arial" w:cs="Arial" w:eastAsia="Arial"/>
           <w:b/>
           <w:color w:val="000000"/>
           <w:sz w:val="18"/>
@@ -303,7 +303,7 @@
       </w:r>
       <w:r>
         <w:rPr>
-          <w:rFonts w:ascii="Arial" w:hAnsi="Arial" w:cs="Arial"/>
+          <w:rFonts w:ascii="Arial" w:hAnsi="Arial" w:cs="Arial" w:eastAsia="Arial"/>
           <w:color w:val="000000"/>
           <w:sz w:val="18"/>
           <w:highlight w:val="lightGray"/>
@@ -319,7 +319,7 @@
       </w:pPr>
       <w:r>
         <w:rPr>
-          <w:rFonts w:ascii="Roboto Mono" w:hAnsi="Roboto Mono"/>
+          <w:rFonts w:ascii="Roboto Mono" w:hAnsi="Roboto Mono" w:eastAsia="Roboto Mono"/>
         </w:rPr>
         <w:t>The Physical Data Model is used to:</w:t>
       </w:r>
@@ -336,7 +336,7 @@
       </w:pPr>
       <w:r>
         <w:rPr>
-          <w:rFonts w:ascii="Roboto Mono" w:hAnsi="Roboto Mono"/>
+          <w:rFonts w:ascii="Roboto Mono" w:hAnsi="Roboto Mono" w:eastAsia="Roboto Mono"/>
         </w:rPr>
         <w:t xml:space="preserve">Create actual database tables </w:t>
       </w:r>
@@ -353,7 +353,7 @@
       </w:pPr>
       <w:r>
         <w:rPr>
-          <w:rFonts w:ascii="Roboto Mono" w:hAnsi="Roboto Mono"/>
+          <w:rFonts w:ascii="Roboto Mono" w:hAnsi="Roboto Mono" w:eastAsia="Roboto Mono"/>
         </w:rPr>
         <w:t xml:space="preserve">Define data types </w:t>
       </w:r>
@@ -370,7 +370,7 @@
       </w:pPr>
       <w:r>
         <w:rPr>
-          <w:rFonts w:ascii="Roboto Mono" w:hAnsi="Roboto Mono"/>
+          <w:rFonts w:ascii="Roboto Mono" w:hAnsi="Roboto Mono" w:eastAsia="Roboto Mono"/>
         </w:rPr>
         <w:t xml:space="preserve">Define indexes </w:t>
       </w:r>
@@ -387,7 +387,7 @@
       </w:pPr>
       <w:r>
         <w:rPr>
-          <w:rFonts w:ascii="Roboto Mono" w:hAnsi="Roboto Mono"/>
+          <w:rFonts w:ascii="Roboto Mono" w:hAnsi="Roboto Mono" w:eastAsia="Roboto Mono"/>
         </w:rPr>
         <w:t xml:space="preserve">Define constraints </w:t>
       </w:r>
@@ -404,7 +404,7 @@
       </w:pPr>
       <w:r>
         <w:rPr>
-          <w:rFonts w:ascii="Roboto Mono" w:hAnsi="Roboto Mono"/>
+          <w:rFonts w:ascii="Roboto Mono" w:hAnsi="Roboto Mono" w:eastAsia="Roboto Mono"/>
         </w:rPr>
         <w:t xml:space="preserve">Optimize performance </w:t>
       </w:r>
@@ -421,7 +421,7 @@
       </w:pPr>
       <w:r>
         <w:rPr>
-          <w:rFonts w:ascii="Roboto Mono" w:hAnsi="Roboto Mono"/>
+          <w:rFonts w:ascii="Roboto Mono" w:hAnsi="Roboto Mono" w:eastAsia="Roboto Mono"/>
         </w:rPr>
         <w:t xml:space="preserve">Configure storage structures </w:t>
       </w:r>
@@ -434,7 +434,7 @@
       </w:pPr>
       <w:r>
         <w:rPr>
-          <w:rFonts w:ascii="Roboto Mono" w:hAnsi="Roboto Mono"/>
+          <w:rFonts w:ascii="Roboto Mono" w:hAnsi="Roboto Mono" w:eastAsia="Roboto Mono"/>
         </w:rPr>
         <w:pict w14:anchorId="123D8ED8">
           <v:rect id="_x0000_i1026" style="width:0;height:1.5pt" o:hralign="center" o:hrstd="t" o:hr="t" fillcolor="#a0a0a0" stroked="f"/>
@@ -458,7 +458,7 @@
     <w:p>
       <w:r>
         <w:rPr>
-          <w:rFonts w:ascii="Arial" w:hAnsi="Arial" w:cs="Arial"/>
+          <w:rFonts w:ascii="Arial" w:hAnsi="Arial" w:cs="Arial" w:eastAsia="Arial"/>
           <w:b/>
           <w:color w:val="000000"/>
           <w:sz w:val="18"/>
@@ -468,7 +468,7 @@
       </w:r>
       <w:r>
         <w:rPr>
-          <w:rFonts w:ascii="Arial" w:hAnsi="Arial" w:cs="Arial"/>
+          <w:rFonts w:ascii="Arial" w:hAnsi="Arial" w:cs="Arial" w:eastAsia="Arial"/>
           <w:color w:val="000000"/>
           <w:sz w:val="18"/>
           <w:highlight w:val="lightGray"/>
@@ -477,7 +477,7 @@
       </w:r>
       <w:r>
         <w:rPr>
-          <w:rFonts w:ascii="Arial" w:hAnsi="Arial" w:cs="Arial"/>
+          <w:rFonts w:ascii="Arial" w:hAnsi="Arial" w:cs="Arial" w:eastAsia="Arial"/>
           <w:b/>
           <w:color w:val="000000"/>
           <w:sz w:val="18"/>
@@ -487,7 +487,7 @@
       </w:r>
       <w:r>
         <w:rPr>
-          <w:rFonts w:ascii="Arial" w:hAnsi="Arial" w:cs="Arial"/>
+          <w:rFonts w:ascii="Arial" w:hAnsi="Arial" w:cs="Arial" w:eastAsia="Arial"/>
           <w:color w:val="000000"/>
           <w:sz w:val="18"/>
           <w:highlight w:val="lightGray"/>
@@ -496,7 +496,7 @@
       </w:r>
       <w:r>
         <w:rPr>
-          <w:rFonts w:ascii="Arial" w:hAnsi="Arial" w:cs="Arial"/>
+          <w:rFonts w:ascii="Arial" w:hAnsi="Arial" w:cs="Arial" w:eastAsia="Arial"/>
           <w:b/>
           <w:color w:val="000000"/>
           <w:sz w:val="18"/>
@@ -506,7 +506,7 @@
       </w:r>
       <w:r>
         <w:rPr>
-          <w:rFonts w:ascii="Arial" w:hAnsi="Arial" w:cs="Arial"/>
+          <w:rFonts w:ascii="Arial" w:hAnsi="Arial" w:cs="Arial" w:eastAsia="Arial"/>
           <w:color w:val="000000"/>
           <w:sz w:val="18"/>
           <w:highlight w:val="lightGray"/>
@@ -522,7 +522,7 @@
       </w:pPr>
       <w:r>
         <w:rPr>
-          <w:rFonts w:ascii="Roboto Mono" w:hAnsi="Roboto Mono"/>
+          <w:rFonts w:ascii="Roboto Mono" w:hAnsi="Roboto Mono" w:eastAsia="Roboto Mono"/>
         </w:rPr>
         <w:t>A Physical Model answers:</w:t>
       </w:r>
@@ -595,7 +595,7 @@
       </w:pPr>
       <w:r>
         <w:rPr>
-          <w:rFonts w:ascii="Roboto Mono" w:hAnsi="Roboto Mono"/>
+          <w:rFonts w:ascii="Roboto Mono" w:hAnsi="Roboto Mono" w:eastAsia="Roboto Mono"/>
         </w:rPr>
         <w:t>How will the database actually store and manage the data?</w:t>
       </w:r>
@@ -608,7 +608,7 @@
       </w:pPr>
       <w:r>
         <w:rPr>
-          <w:rFonts w:ascii="Roboto Mono" w:hAnsi="Roboto Mono"/>
+          <w:rFonts w:ascii="Roboto Mono" w:hAnsi="Roboto Mono" w:eastAsia="Roboto Mono"/>
         </w:rPr>
         <w:pict w14:anchorId="5E9DB0A2">
           <v:rect id="_x0000_i1027" style="width:0;height:1.5pt" o:hralign="center" o:hrstd="t" o:hr="t" fillcolor="#a0a0a0" stroked="f"/>
@@ -632,7 +632,7 @@
     <w:p>
       <w:r>
         <w:rPr>
-          <w:rFonts w:ascii="Arial" w:hAnsi="Arial" w:cs="Arial"/>
+          <w:rFonts w:ascii="Arial" w:hAnsi="Arial" w:cs="Arial" w:eastAsia="Arial"/>
           <w:b/>
           <w:color w:val="000000"/>
           <w:sz w:val="18"/>
@@ -642,7 +642,7 @@
       </w:r>
       <w:r>
         <w:rPr>
-          <w:rFonts w:ascii="Arial" w:hAnsi="Arial" w:cs="Arial"/>
+          <w:rFonts w:ascii="Arial" w:hAnsi="Arial" w:cs="Arial" w:eastAsia="Arial"/>
           <w:color w:val="000000"/>
           <w:sz w:val="18"/>
           <w:highlight w:val="lightGray"/>
@@ -651,7 +651,7 @@
       </w:r>
       <w:r>
         <w:rPr>
-          <w:rFonts w:ascii="Arial" w:hAnsi="Arial" w:cs="Arial"/>
+          <w:rFonts w:ascii="Arial" w:hAnsi="Arial" w:cs="Arial" w:eastAsia="Arial"/>
           <w:b/>
           <w:color w:val="000000"/>
           <w:sz w:val="18"/>
@@ -661,7 +661,7 @@
       </w:r>
       <w:r>
         <w:rPr>
-          <w:rFonts w:ascii="Arial" w:hAnsi="Arial" w:cs="Arial"/>
+          <w:rFonts w:ascii="Arial" w:hAnsi="Arial" w:cs="Arial" w:eastAsia="Arial"/>
           <w:color w:val="000000"/>
           <w:sz w:val="18"/>
           <w:highlight w:val="lightGray"/>
@@ -670,7 +670,7 @@
       </w:r>
       <w:r>
         <w:rPr>
-          <w:rFonts w:ascii="Arial" w:hAnsi="Arial" w:cs="Arial"/>
+          <w:rFonts w:ascii="Arial" w:hAnsi="Arial" w:cs="Arial" w:eastAsia="Arial"/>
           <w:b/>
           <w:color w:val="000000"/>
           <w:sz w:val="18"/>
@@ -680,7 +680,7 @@
       </w:r>
       <w:r>
         <w:rPr>
-          <w:rFonts w:ascii="Arial" w:hAnsi="Arial" w:cs="Arial"/>
+          <w:rFonts w:ascii="Arial" w:hAnsi="Arial" w:cs="Arial" w:eastAsia="Arial"/>
           <w:color w:val="000000"/>
           <w:sz w:val="18"/>
           <w:highlight w:val="lightGray"/>
@@ -698,7 +698,7 @@
       </w:pPr>
       <w:r>
         <w:rPr>
-          <w:rFonts w:ascii="Roboto Mono" w:hAnsi="Roboto Mono"/>
+          <w:rFonts w:ascii="Roboto Mono" w:hAnsi="Roboto Mono" w:eastAsia="Roboto Mono"/>
           <w:b/>
           <w:bCs/>
         </w:rPr>
@@ -775,20 +775,20 @@
       </w:pPr>
       <w:r>
         <w:rPr>
-          <w:rFonts w:ascii="Roboto Mono" w:hAnsi="Roboto Mono"/>
+          <w:rFonts w:ascii="Roboto Mono" w:hAnsi="Roboto Mono" w:eastAsia="Roboto Mono"/>
         </w:rPr>
         <w:t>Customer</w:t>
       </w:r>
       <w:r>
         <w:rPr>
-          <w:rFonts w:ascii="Roboto Mono" w:hAnsi="Roboto Mono"/>
+          <w:rFonts w:ascii="Roboto Mono" w:hAnsi="Roboto Mono" w:eastAsia="Roboto Mono"/>
         </w:rPr>
         <w:br/>
         <w:t>Places</w:t>
       </w:r>
       <w:r>
         <w:rPr>
-          <w:rFonts w:ascii="Roboto Mono" w:hAnsi="Roboto Mono"/>
+          <w:rFonts w:ascii="Roboto Mono" w:hAnsi="Roboto Mono" w:eastAsia="Roboto Mono"/>
         </w:rPr>
         <w:br/>
         <w:t>Order</w:t>
@@ -802,7 +802,7 @@
       </w:pPr>
       <w:r>
         <w:rPr>
-          <w:rFonts w:ascii="Roboto Mono" w:hAnsi="Roboto Mono"/>
+          <w:rFonts w:ascii="Roboto Mono" w:hAnsi="Roboto Mono" w:eastAsia="Roboto Mono"/>
         </w:rPr>
         <w:t>Business view only.</w:t>
       </w:r>
@@ -815,7 +815,7 @@
       </w:pPr>
       <w:r>
         <w:rPr>
-          <w:rFonts w:ascii="Roboto Mono" w:hAnsi="Roboto Mono"/>
+          <w:rFonts w:ascii="Roboto Mono" w:hAnsi="Roboto Mono" w:eastAsia="Roboto Mono"/>
         </w:rPr>
         <w:pict w14:anchorId="628E3195">
           <v:rect id="_x0000_i1028" style="width:0;height:1.5pt" o:hralign="center" o:hrstd="t" o:hr="t" fillcolor="#a0a0a0" stroked="f"/>
@@ -832,7 +832,7 @@
       </w:pPr>
       <w:r>
         <w:rPr>
-          <w:rFonts w:ascii="Roboto Mono" w:hAnsi="Roboto Mono"/>
+          <w:rFonts w:ascii="Roboto Mono" w:hAnsi="Roboto Mono" w:eastAsia="Roboto Mono"/>
           <w:b/>
           <w:bCs/>
         </w:rPr>
@@ -909,68 +909,68 @@
       </w:pPr>
       <w:r>
         <w:rPr>
-          <w:rFonts w:ascii="Roboto Mono" w:hAnsi="Roboto Mono"/>
+          <w:rFonts w:ascii="Roboto Mono" w:hAnsi="Roboto Mono" w:eastAsia="Roboto Mono"/>
         </w:rPr>
         <w:t>Customers</w:t>
       </w:r>
       <w:r>
         <w:rPr>
-          <w:rFonts w:ascii="Roboto Mono" w:hAnsi="Roboto Mono"/>
+          <w:rFonts w:ascii="Roboto Mono" w:hAnsi="Roboto Mono" w:eastAsia="Roboto Mono"/>
         </w:rPr>
         <w:br/>
         <w:t>---------</w:t>
       </w:r>
       <w:r>
         <w:rPr>
-          <w:rFonts w:ascii="Roboto Mono" w:hAnsi="Roboto Mono"/>
+          <w:rFonts w:ascii="Roboto Mono" w:hAnsi="Roboto Mono" w:eastAsia="Roboto Mono"/>
         </w:rPr>
         <w:br/>
         <w:t>CustomerID</w:t>
       </w:r>
       <w:r>
         <w:rPr>
-          <w:rFonts w:ascii="Roboto Mono" w:hAnsi="Roboto Mono"/>
+          <w:rFonts w:ascii="Roboto Mono" w:hAnsi="Roboto Mono" w:eastAsia="Roboto Mono"/>
         </w:rPr>
         <w:br/>
         <w:t>Name</w:t>
       </w:r>
       <w:r>
         <w:rPr>
-          <w:rFonts w:ascii="Roboto Mono" w:hAnsi="Roboto Mono"/>
+          <w:rFonts w:ascii="Roboto Mono" w:hAnsi="Roboto Mono" w:eastAsia="Roboto Mono"/>
         </w:rPr>
         <w:br/>
         <w:t>Email</w:t>
       </w:r>
       <w:r>
         <w:rPr>
-          <w:rFonts w:ascii="Roboto Mono" w:hAnsi="Roboto Mono"/>
-        </w:rPr>
-        <w:br/>
-      </w:r>
-      <w:r>
-        <w:rPr>
-          <w:rFonts w:ascii="Roboto Mono" w:hAnsi="Roboto Mono"/>
+          <w:rFonts w:ascii="Roboto Mono" w:hAnsi="Roboto Mono" w:eastAsia="Roboto Mono"/>
+        </w:rPr>
+        <w:br/>
+      </w:r>
+      <w:r>
+        <w:rPr>
+          <w:rFonts w:ascii="Roboto Mono" w:hAnsi="Roboto Mono" w:eastAsia="Roboto Mono"/>
         </w:rPr>
         <w:br/>
         <w:t>Orders</w:t>
       </w:r>
       <w:r>
         <w:rPr>
-          <w:rFonts w:ascii="Roboto Mono" w:hAnsi="Roboto Mono"/>
+          <w:rFonts w:ascii="Roboto Mono" w:hAnsi="Roboto Mono" w:eastAsia="Roboto Mono"/>
         </w:rPr>
         <w:br/>
         <w:t>------</w:t>
       </w:r>
       <w:r>
         <w:rPr>
-          <w:rFonts w:ascii="Roboto Mono" w:hAnsi="Roboto Mono"/>
+          <w:rFonts w:ascii="Roboto Mono" w:hAnsi="Roboto Mono" w:eastAsia="Roboto Mono"/>
         </w:rPr>
         <w:br/>
         <w:t>OrderID</w:t>
       </w:r>
       <w:r>
         <w:rPr>
-          <w:rFonts w:ascii="Roboto Mono" w:hAnsi="Roboto Mono"/>
+          <w:rFonts w:ascii="Roboto Mono" w:hAnsi="Roboto Mono" w:eastAsia="Roboto Mono"/>
         </w:rPr>
         <w:br/>
         <w:t>CustomerID</w:t>
@@ -984,7 +984,7 @@
       </w:pPr>
       <w:r>
         <w:rPr>
-          <w:rFonts w:ascii="Roboto Mono" w:hAnsi="Roboto Mono"/>
+          <w:rFonts w:ascii="Roboto Mono" w:hAnsi="Roboto Mono" w:eastAsia="Roboto Mono"/>
         </w:rPr>
         <w:t>Structure view.</w:t>
       </w:r>
@@ -997,7 +997,7 @@
       </w:pPr>
       <w:r>
         <w:rPr>
-          <w:rFonts w:ascii="Roboto Mono" w:hAnsi="Roboto Mono"/>
+          <w:rFonts w:ascii="Roboto Mono" w:hAnsi="Roboto Mono" w:eastAsia="Roboto Mono"/>
         </w:rPr>
         <w:pict w14:anchorId="04110F34">
           <v:rect id="_x0000_i1029" style="width:0;height:1.5pt" o:hralign="center" o:hrstd="t" o:hr="t" fillcolor="#a0a0a0" stroked="f"/>
@@ -1014,7 +1014,7 @@
       </w:pPr>
       <w:r>
         <w:rPr>
-          <w:rFonts w:ascii="Roboto Mono" w:hAnsi="Roboto Mono"/>
+          <w:rFonts w:ascii="Roboto Mono" w:hAnsi="Roboto Mono" w:eastAsia="Roboto Mono"/>
           <w:b/>
           <w:bCs/>
         </w:rPr>
@@ -1091,34 +1091,34 @@
       </w:pPr>
       <w:r>
         <w:rPr>
-          <w:rFonts w:ascii="Roboto Mono" w:hAnsi="Roboto Mono"/>
+          <w:rFonts w:ascii="Roboto Mono" w:hAnsi="Roboto Mono" w:eastAsia="Roboto Mono"/>
         </w:rPr>
         <w:t>CREATE TABLE Customers (</w:t>
       </w:r>
       <w:r>
         <w:rPr>
-          <w:rFonts w:ascii="Roboto Mono" w:hAnsi="Roboto Mono"/>
+          <w:rFonts w:ascii="Roboto Mono" w:hAnsi="Roboto Mono" w:eastAsia="Roboto Mono"/>
         </w:rPr>
         <w:br/>
         <w:t xml:space="preserve">    CustomerID INT PRIMARY KEY,</w:t>
       </w:r>
       <w:r>
         <w:rPr>
-          <w:rFonts w:ascii="Roboto Mono" w:hAnsi="Roboto Mono"/>
+          <w:rFonts w:ascii="Roboto Mono" w:hAnsi="Roboto Mono" w:eastAsia="Roboto Mono"/>
         </w:rPr>
         <w:br/>
         <w:t xml:space="preserve">    Name VARCHAR(100),</w:t>
       </w:r>
       <w:r>
         <w:rPr>
-          <w:rFonts w:ascii="Roboto Mono" w:hAnsi="Roboto Mono"/>
+          <w:rFonts w:ascii="Roboto Mono" w:hAnsi="Roboto Mono" w:eastAsia="Roboto Mono"/>
         </w:rPr>
         <w:br/>
         <w:t xml:space="preserve">    Email VARCHAR(255)</w:t>
       </w:r>
       <w:r>
         <w:rPr>
-          <w:rFonts w:ascii="Roboto Mono" w:hAnsi="Roboto Mono"/>
+          <w:rFonts w:ascii="Roboto Mono" w:hAnsi="Roboto Mono" w:eastAsia="Roboto Mono"/>
         </w:rPr>
         <w:br/>
         <w:t>);</w:t>
@@ -1132,7 +1132,7 @@
       </w:pPr>
       <w:r>
         <w:rPr>
-          <w:rFonts w:ascii="Roboto Mono" w:hAnsi="Roboto Mono"/>
+          <w:rFonts w:ascii="Roboto Mono" w:hAnsi="Roboto Mono" w:eastAsia="Roboto Mono"/>
         </w:rPr>
         <w:t>Actual implementation.</w:t>
       </w:r>
@@ -1145,7 +1145,7 @@
       </w:pPr>
       <w:r>
         <w:rPr>
-          <w:rFonts w:ascii="Roboto Mono" w:hAnsi="Roboto Mono"/>
+          <w:rFonts w:ascii="Roboto Mono" w:hAnsi="Roboto Mono" w:eastAsia="Roboto Mono"/>
         </w:rPr>
         <w:pict w14:anchorId="1D80EADA">
           <v:rect id="_x0000_i1030" style="width:0;height:1.5pt" o:hralign="center" o:hrstd="t" o:hr="t" fillcolor="#a0a0a0" stroked="f"/>
@@ -1169,7 +1169,7 @@
     <w:p>
       <w:r>
         <w:rPr>
-          <w:rFonts w:ascii="Arial" w:hAnsi="Arial" w:cs="Arial"/>
+          <w:rFonts w:ascii="Arial" w:hAnsi="Arial" w:cs="Arial" w:eastAsia="Arial"/>
           <w:b/>
           <w:color w:val="000000"/>
           <w:sz w:val="18"/>
@@ -1179,7 +1179,7 @@
       </w:r>
       <w:r>
         <w:rPr>
-          <w:rFonts w:ascii="Arial" w:hAnsi="Arial" w:cs="Arial"/>
+          <w:rFonts w:ascii="Arial" w:hAnsi="Arial" w:cs="Arial" w:eastAsia="Arial"/>
           <w:color w:val="000000"/>
           <w:sz w:val="18"/>
           <w:highlight w:val="lightGray"/>
@@ -1188,7 +1188,7 @@
       </w:r>
       <w:r>
         <w:rPr>
-          <w:rFonts w:ascii="Arial" w:hAnsi="Arial" w:cs="Arial"/>
+          <w:rFonts w:ascii="Arial" w:hAnsi="Arial" w:cs="Arial" w:eastAsia="Arial"/>
           <w:b/>
           <w:color w:val="000000"/>
           <w:sz w:val="18"/>
@@ -1198,7 +1198,7 @@
       </w:r>
       <w:r>
         <w:rPr>
-          <w:rFonts w:ascii="Arial" w:hAnsi="Arial" w:cs="Arial"/>
+          <w:rFonts w:ascii="Arial" w:hAnsi="Arial" w:cs="Arial" w:eastAsia="Arial"/>
           <w:color w:val="000000"/>
           <w:sz w:val="18"/>
           <w:highlight w:val="lightGray"/>
@@ -1207,7 +1207,7 @@
       </w:r>
       <w:r>
         <w:rPr>
-          <w:rFonts w:ascii="Arial" w:hAnsi="Arial" w:cs="Arial"/>
+          <w:rFonts w:ascii="Arial" w:hAnsi="Arial" w:cs="Arial" w:eastAsia="Arial"/>
           <w:b/>
           <w:color w:val="000000"/>
           <w:sz w:val="18"/>
@@ -1217,7 +1217,7 @@
       </w:r>
       <w:r>
         <w:rPr>
-          <w:rFonts w:ascii="Arial" w:hAnsi="Arial" w:cs="Arial"/>
+          <w:rFonts w:ascii="Arial" w:hAnsi="Arial" w:cs="Arial" w:eastAsia="Arial"/>
           <w:color w:val="000000"/>
           <w:sz w:val="18"/>
           <w:highlight w:val="lightGray"/>
@@ -1235,7 +1235,7 @@
       </w:pPr>
       <w:r>
         <w:rPr>
-          <w:rFonts w:ascii="Roboto Mono" w:hAnsi="Roboto Mono"/>
+          <w:rFonts w:ascii="Roboto Mono" w:hAnsi="Roboto Mono" w:eastAsia="Roboto Mono"/>
           <w:b/>
           <w:bCs/>
         </w:rPr>
@@ -1312,41 +1312,41 @@
       </w:pPr>
       <w:r>
         <w:rPr>
-          <w:rFonts w:ascii="Roboto Mono" w:hAnsi="Roboto Mono"/>
+          <w:rFonts w:ascii="Roboto Mono" w:hAnsi="Roboto Mono" w:eastAsia="Roboto Mono"/>
         </w:rPr>
         <w:t>CREATE TABLE Customers (</w:t>
       </w:r>
       <w:r>
         <w:rPr>
-          <w:rFonts w:ascii="Roboto Mono" w:hAnsi="Roboto Mono"/>
+          <w:rFonts w:ascii="Roboto Mono" w:hAnsi="Roboto Mono" w:eastAsia="Roboto Mono"/>
         </w:rPr>
         <w:br/>
         <w:t xml:space="preserve">    CustomerID INT AUTO_INCREMENT PRIMARY KEY,</w:t>
       </w:r>
       <w:r>
         <w:rPr>
-          <w:rFonts w:ascii="Roboto Mono" w:hAnsi="Roboto Mono"/>
+          <w:rFonts w:ascii="Roboto Mono" w:hAnsi="Roboto Mono" w:eastAsia="Roboto Mono"/>
         </w:rPr>
         <w:br/>
         <w:t xml:space="preserve">    Name VARCHAR(100) NOT NULL,</w:t>
       </w:r>
       <w:r>
         <w:rPr>
-          <w:rFonts w:ascii="Roboto Mono" w:hAnsi="Roboto Mono"/>
+          <w:rFonts w:ascii="Roboto Mono" w:hAnsi="Roboto Mono" w:eastAsia="Roboto Mono"/>
         </w:rPr>
         <w:br/>
         <w:t xml:space="preserve">    Email VARCHAR(255) UNIQUE,</w:t>
       </w:r>
       <w:r>
         <w:rPr>
-          <w:rFonts w:ascii="Roboto Mono" w:hAnsi="Roboto Mono"/>
+          <w:rFonts w:ascii="Roboto Mono" w:hAnsi="Roboto Mono" w:eastAsia="Roboto Mono"/>
         </w:rPr>
         <w:br/>
         <w:t xml:space="preserve">    CreatedAt DATETIME DEFAULT CURRENT_TIMESTAMP</w:t>
       </w:r>
       <w:r>
         <w:rPr>
-          <w:rFonts w:ascii="Roboto Mono" w:hAnsi="Roboto Mono"/>
+          <w:rFonts w:ascii="Roboto Mono" w:hAnsi="Roboto Mono" w:eastAsia="Roboto Mono"/>
         </w:rPr>
         <w:br/>
         <w:t>);</w:t>
@@ -1360,7 +1360,7 @@
       </w:pPr>
       <w:r>
         <w:rPr>
-          <w:rFonts w:ascii="Roboto Mono" w:hAnsi="Roboto Mono"/>
+          <w:rFonts w:ascii="Roboto Mono" w:hAnsi="Roboto Mono" w:eastAsia="Roboto Mono"/>
         </w:rPr>
         <w:pict w14:anchorId="75BE6012">
           <v:rect id="_x0000_i1031" style="width:0;height:1.5pt" o:hralign="center" o:hrstd="t" o:hr="t" fillcolor="#a0a0a0" stroked="f"/>
@@ -1377,7 +1377,7 @@
       </w:pPr>
       <w:r>
         <w:rPr>
-          <w:rFonts w:ascii="Roboto Mono" w:hAnsi="Roboto Mono"/>
+          <w:rFonts w:ascii="Roboto Mono" w:hAnsi="Roboto Mono" w:eastAsia="Roboto Mono"/>
           <w:b/>
           <w:bCs/>
         </w:rPr>
@@ -1454,54 +1454,54 @@
       </w:pPr>
       <w:r>
         <w:rPr>
-          <w:rFonts w:ascii="Roboto Mono" w:hAnsi="Roboto Mono"/>
+          <w:rFonts w:ascii="Roboto Mono" w:hAnsi="Roboto Mono" w:eastAsia="Roboto Mono"/>
         </w:rPr>
         <w:t>CREATE TABLE Orders (</w:t>
       </w:r>
       <w:r>
         <w:rPr>
-          <w:rFonts w:ascii="Roboto Mono" w:hAnsi="Roboto Mono"/>
+          <w:rFonts w:ascii="Roboto Mono" w:hAnsi="Roboto Mono" w:eastAsia="Roboto Mono"/>
         </w:rPr>
         <w:br/>
         <w:t xml:space="preserve">    OrderID INT AUTO_INCREMENT PRIMARY KEY,</w:t>
       </w:r>
       <w:r>
         <w:rPr>
-          <w:rFonts w:ascii="Roboto Mono" w:hAnsi="Roboto Mono"/>
+          <w:rFonts w:ascii="Roboto Mono" w:hAnsi="Roboto Mono" w:eastAsia="Roboto Mono"/>
         </w:rPr>
         <w:br/>
         <w:t xml:space="preserve">    CustomerID INT NOT NULL,</w:t>
       </w:r>
       <w:r>
         <w:rPr>
-          <w:rFonts w:ascii="Roboto Mono" w:hAnsi="Roboto Mono"/>
+          <w:rFonts w:ascii="Roboto Mono" w:hAnsi="Roboto Mono" w:eastAsia="Roboto Mono"/>
         </w:rPr>
         <w:br/>
         <w:t xml:space="preserve">    OrderDate DATE,</w:t>
       </w:r>
       <w:r>
         <w:rPr>
-          <w:rFonts w:ascii="Roboto Mono" w:hAnsi="Roboto Mono"/>
-        </w:rPr>
-        <w:br/>
-      </w:r>
-      <w:r>
-        <w:rPr>
-          <w:rFonts w:ascii="Roboto Mono" w:hAnsi="Roboto Mono"/>
+          <w:rFonts w:ascii="Roboto Mono" w:hAnsi="Roboto Mono" w:eastAsia="Roboto Mono"/>
+        </w:rPr>
+        <w:br/>
+      </w:r>
+      <w:r>
+        <w:rPr>
+          <w:rFonts w:ascii="Roboto Mono" w:hAnsi="Roboto Mono" w:eastAsia="Roboto Mono"/>
         </w:rPr>
         <w:br/>
         <w:t xml:space="preserve">    FOREIGN KEY (CustomerID)</w:t>
       </w:r>
       <w:r>
         <w:rPr>
-          <w:rFonts w:ascii="Roboto Mono" w:hAnsi="Roboto Mono"/>
+          <w:rFonts w:ascii="Roboto Mono" w:hAnsi="Roboto Mono" w:eastAsia="Roboto Mono"/>
         </w:rPr>
         <w:br/>
         <w:t xml:space="preserve">        REFERENCES Customers(CustomerID)</w:t>
       </w:r>
       <w:r>
         <w:rPr>
-          <w:rFonts w:ascii="Roboto Mono" w:hAnsi="Roboto Mono"/>
+          <w:rFonts w:ascii="Roboto Mono" w:hAnsi="Roboto Mono" w:eastAsia="Roboto Mono"/>
         </w:rPr>
         <w:br/>
         <w:t>);</w:t>
@@ -1515,7 +1515,7 @@
       </w:pPr>
       <w:r>
         <w:rPr>
-          <w:rFonts w:ascii="Roboto Mono" w:hAnsi="Roboto Mono"/>
+          <w:rFonts w:ascii="Roboto Mono" w:hAnsi="Roboto Mono" w:eastAsia="Roboto Mono"/>
         </w:rPr>
         <w:pict w14:anchorId="23787931">
           <v:rect id="_x0000_i1032" style="width:0;height:1.5pt" o:hralign="center" o:hrstd="t" o:hr="t" fillcolor="#a0a0a0" stroked="f"/>
@@ -1544,7 +1544,7 @@
       </w:pPr>
       <w:r>
         <w:rPr>
-          <w:rFonts w:ascii="Arial" w:hAnsi="Arial" w:cs="Arial"/>
+          <w:rFonts w:ascii="Arial" w:hAnsi="Arial" w:cs="Arial" w:eastAsia="Arial"/>
           <w:b/>
           <w:color w:val="000000"/>
           <w:sz w:val="18"/>
@@ -1554,7 +1554,7 @@
       </w:r>
       <w:r>
         <w:rPr>
-          <w:rFonts w:ascii="Arial" w:hAnsi="Arial" w:cs="Arial"/>
+          <w:rFonts w:ascii="Arial" w:hAnsi="Arial" w:cs="Arial" w:eastAsia="Arial"/>
           <w:color w:val="000000"/>
           <w:sz w:val="18"/>
           <w:highlight w:val="lightGray"/>
@@ -1563,7 +1563,7 @@
       </w:r>
       <w:r>
         <w:rPr>
-          <w:rFonts w:ascii="Arial" w:hAnsi="Arial" w:cs="Arial"/>
+          <w:rFonts w:ascii="Arial" w:hAnsi="Arial" w:cs="Arial" w:eastAsia="Arial"/>
           <w:b/>
           <w:color w:val="000000"/>
           <w:sz w:val="18"/>
@@ -1573,7 +1573,7 @@
       </w:r>
       <w:r>
         <w:rPr>
-          <w:rFonts w:ascii="Arial" w:hAnsi="Arial" w:cs="Arial"/>
+          <w:rFonts w:ascii="Arial" w:hAnsi="Arial" w:cs="Arial" w:eastAsia="Arial"/>
           <w:color w:val="000000"/>
           <w:sz w:val="18"/>
           <w:highlight w:val="lightGray"/>
@@ -1582,7 +1582,7 @@
       </w:r>
       <w:r>
         <w:rPr>
-          <w:rFonts w:ascii="Arial" w:hAnsi="Arial" w:cs="Arial"/>
+          <w:rFonts w:ascii="Arial" w:hAnsi="Arial" w:cs="Arial" w:eastAsia="Arial"/>
           <w:b/>
           <w:color w:val="000000"/>
           <w:sz w:val="18"/>
@@ -1592,7 +1592,7 @@
       </w:r>
       <w:r>
         <w:rPr>
-          <w:rFonts w:ascii="Arial" w:hAnsi="Arial" w:cs="Arial"/>
+          <w:rFonts w:ascii="Arial" w:hAnsi="Arial" w:cs="Arial" w:eastAsia="Arial"/>
           <w:color w:val="000000"/>
           <w:sz w:val="18"/>
           <w:highlight w:val="lightGray"/>
@@ -1610,7 +1610,7 @@
       </w:pPr>
       <w:r>
         <w:rPr>
-          <w:rFonts w:ascii="Roboto Mono" w:hAnsi="Roboto Mono"/>
+          <w:rFonts w:ascii="Roboto Mono" w:hAnsi="Roboto Mono" w:eastAsia="Roboto Mono"/>
           <w:b/>
           <w:bCs/>
         </w:rPr>
@@ -1625,7 +1625,7 @@
       </w:pPr>
       <w:r>
         <w:rPr>
-          <w:rFonts w:ascii="Roboto Mono" w:hAnsi="Roboto Mono"/>
+          <w:rFonts w:ascii="Roboto Mono" w:hAnsi="Roboto Mono" w:eastAsia="Roboto Mono"/>
         </w:rPr>
         <w:t>Logical entities become physical tables.</w:t>
       </w:r>
@@ -1638,7 +1638,7 @@
       </w:pPr>
       <w:r>
         <w:rPr>
-          <w:rFonts w:ascii="Roboto Mono" w:hAnsi="Roboto Mono"/>
+          <w:rFonts w:ascii="Roboto Mono" w:hAnsi="Roboto Mono" w:eastAsia="Roboto Mono"/>
         </w:rPr>
         <w:t>Example:</w:t>
       </w:r>
@@ -1711,20 +1711,20 @@
       </w:pPr>
       <w:r>
         <w:rPr>
-          <w:rFonts w:ascii="Roboto Mono" w:hAnsi="Roboto Mono"/>
+          <w:rFonts w:ascii="Roboto Mono" w:hAnsi="Roboto Mono" w:eastAsia="Roboto Mono"/>
         </w:rPr>
         <w:t>Customers</w:t>
       </w:r>
       <w:r>
         <w:rPr>
-          <w:rFonts w:ascii="Roboto Mono" w:hAnsi="Roboto Mono"/>
+          <w:rFonts w:ascii="Roboto Mono" w:hAnsi="Roboto Mono" w:eastAsia="Roboto Mono"/>
         </w:rPr>
         <w:br/>
         <w:t>Orders</w:t>
       </w:r>
       <w:r>
         <w:rPr>
-          <w:rFonts w:ascii="Roboto Mono" w:hAnsi="Roboto Mono"/>
+          <w:rFonts w:ascii="Roboto Mono" w:hAnsi="Roboto Mono" w:eastAsia="Roboto Mono"/>
         </w:rPr>
         <w:br/>
         <w:t>Products</w:t>
@@ -1738,7 +1738,7 @@
       </w:pPr>
       <w:r>
         <w:rPr>
-          <w:rFonts w:ascii="Roboto Mono" w:hAnsi="Roboto Mono"/>
+          <w:rFonts w:ascii="Roboto Mono" w:hAnsi="Roboto Mono" w:eastAsia="Roboto Mono"/>
         </w:rPr>
         <w:pict w14:anchorId="5FCE20F2">
           <v:rect id="_x0000_i1033" style="width:0;height:1.5pt" o:hralign="center" o:hrstd="t" o:hr="t" fillcolor="#a0a0a0" stroked="f"/>
@@ -1755,7 +1755,7 @@
       </w:pPr>
       <w:r>
         <w:rPr>
-          <w:rFonts w:ascii="Roboto Mono" w:hAnsi="Roboto Mono"/>
+          <w:rFonts w:ascii="Roboto Mono" w:hAnsi="Roboto Mono" w:eastAsia="Roboto Mono"/>
           <w:b/>
           <w:bCs/>
         </w:rPr>
@@ -1770,7 +1770,7 @@
       </w:pPr>
       <w:r>
         <w:rPr>
-          <w:rFonts w:ascii="Roboto Mono" w:hAnsi="Roboto Mono"/>
+          <w:rFonts w:ascii="Roboto Mono" w:hAnsi="Roboto Mono" w:eastAsia="Roboto Mono"/>
         </w:rPr>
         <w:t>Logical attributes become physical columns.</w:t>
       </w:r>
@@ -1783,7 +1783,7 @@
       </w:pPr>
       <w:r>
         <w:rPr>
-          <w:rFonts w:ascii="Roboto Mono" w:hAnsi="Roboto Mono"/>
+          <w:rFonts w:ascii="Roboto Mono" w:hAnsi="Roboto Mono" w:eastAsia="Roboto Mono"/>
         </w:rPr>
         <w:t>Example:</w:t>
       </w:r>
@@ -1856,20 +1856,20 @@
       </w:pPr>
       <w:r>
         <w:rPr>
-          <w:rFonts w:ascii="Roboto Mono" w:hAnsi="Roboto Mono"/>
+          <w:rFonts w:ascii="Roboto Mono" w:hAnsi="Roboto Mono" w:eastAsia="Roboto Mono"/>
         </w:rPr>
         <w:t>CustomerID</w:t>
       </w:r>
       <w:r>
         <w:rPr>
-          <w:rFonts w:ascii="Roboto Mono" w:hAnsi="Roboto Mono"/>
+          <w:rFonts w:ascii="Roboto Mono" w:hAnsi="Roboto Mono" w:eastAsia="Roboto Mono"/>
         </w:rPr>
         <w:br/>
         <w:t>Name</w:t>
       </w:r>
       <w:r>
         <w:rPr>
-          <w:rFonts w:ascii="Roboto Mono" w:hAnsi="Roboto Mono"/>
+          <w:rFonts w:ascii="Roboto Mono" w:hAnsi="Roboto Mono" w:eastAsia="Roboto Mono"/>
         </w:rPr>
         <w:br/>
         <w:t>Email</w:t>
@@ -1883,7 +1883,7 @@
       </w:pPr>
       <w:r>
         <w:rPr>
-          <w:rFonts w:ascii="Roboto Mono" w:hAnsi="Roboto Mono"/>
+          <w:rFonts w:ascii="Roboto Mono" w:hAnsi="Roboto Mono" w:eastAsia="Roboto Mono"/>
         </w:rPr>
         <w:pict w14:anchorId="01D2BD15">
           <v:rect id="_x0000_i1034" style="width:0;height:1.5pt" o:hralign="center" o:hrstd="t" o:hr="t" fillcolor="#a0a0a0" stroked="f"/>
@@ -1900,7 +1900,7 @@
       </w:pPr>
       <w:r>
         <w:rPr>
-          <w:rFonts w:ascii="Roboto Mono" w:hAnsi="Roboto Mono"/>
+          <w:rFonts w:ascii="Roboto Mono" w:hAnsi="Roboto Mono" w:eastAsia="Roboto Mono"/>
           <w:b/>
           <w:bCs/>
         </w:rPr>
@@ -1915,7 +1915,7 @@
       </w:pPr>
       <w:r>
         <w:rPr>
-          <w:rFonts w:ascii="Roboto Mono" w:hAnsi="Roboto Mono"/>
+          <w:rFonts w:ascii="Roboto Mono" w:hAnsi="Roboto Mono" w:eastAsia="Roboto Mono"/>
         </w:rPr>
         <w:t>Physical models specify exact data types.</w:t>
       </w:r>
@@ -1928,7 +1928,7 @@
       </w:pPr>
       <w:r>
         <w:rPr>
-          <w:rFonts w:ascii="Roboto Mono" w:hAnsi="Roboto Mono"/>
+          <w:rFonts w:ascii="Roboto Mono" w:hAnsi="Roboto Mono" w:eastAsia="Roboto Mono"/>
         </w:rPr>
         <w:t>Examples:</w:t>
       </w:r>
@@ -2252,7 +2252,7 @@
       </w:pPr>
       <w:r>
         <w:rPr>
-          <w:rFonts w:ascii="Roboto Mono" w:hAnsi="Roboto Mono"/>
+          <w:rFonts w:ascii="Roboto Mono" w:hAnsi="Roboto Mono" w:eastAsia="Roboto Mono"/>
         </w:rPr>
         <w:pict w14:anchorId="0CAC87F4">
           <v:rect id="_x0000_i1035" style="width:0;height:1.5pt" o:hralign="center" o:hrstd="t" o:hr="t" fillcolor="#a0a0a0" stroked="f"/>
@@ -2269,7 +2269,7 @@
       </w:pPr>
       <w:r>
         <w:rPr>
-          <w:rFonts w:ascii="Roboto Mono" w:hAnsi="Roboto Mono"/>
+          <w:rFonts w:ascii="Roboto Mono" w:hAnsi="Roboto Mono" w:eastAsia="Roboto Mono"/>
           <w:b/>
           <w:bCs/>
         </w:rPr>
@@ -2284,7 +2284,7 @@
       </w:pPr>
       <w:r>
         <w:rPr>
-          <w:rFonts w:ascii="Roboto Mono" w:hAnsi="Roboto Mono"/>
+          <w:rFonts w:ascii="Roboto Mono" w:hAnsi="Roboto Mono" w:eastAsia="Roboto Mono"/>
         </w:rPr>
         <w:t>Physical implementation includes constraints.</w:t>
       </w:r>
@@ -2297,7 +2297,7 @@
       </w:pPr>
       <w:r>
         <w:rPr>
-          <w:rFonts w:ascii="Roboto Mono" w:hAnsi="Roboto Mono"/>
+          <w:rFonts w:ascii="Roboto Mono" w:hAnsi="Roboto Mono" w:eastAsia="Roboto Mono"/>
         </w:rPr>
         <w:t>Examples:</w:t>
       </w:r>
@@ -2370,41 +2370,41 @@
       </w:pPr>
       <w:r>
         <w:rPr>
-          <w:rFonts w:ascii="Roboto Mono" w:hAnsi="Roboto Mono"/>
+          <w:rFonts w:ascii="Roboto Mono" w:hAnsi="Roboto Mono" w:eastAsia="Roboto Mono"/>
         </w:rPr>
         <w:t>PRIMARY KEY</w:t>
       </w:r>
       <w:r>
         <w:rPr>
-          <w:rFonts w:ascii="Roboto Mono" w:hAnsi="Roboto Mono"/>
+          <w:rFonts w:ascii="Roboto Mono" w:hAnsi="Roboto Mono" w:eastAsia="Roboto Mono"/>
         </w:rPr>
         <w:br/>
         <w:t>FOREIGN KEY</w:t>
       </w:r>
       <w:r>
         <w:rPr>
-          <w:rFonts w:ascii="Roboto Mono" w:hAnsi="Roboto Mono"/>
+          <w:rFonts w:ascii="Roboto Mono" w:hAnsi="Roboto Mono" w:eastAsia="Roboto Mono"/>
         </w:rPr>
         <w:br/>
         <w:t>NOT NULL</w:t>
       </w:r>
       <w:r>
         <w:rPr>
-          <w:rFonts w:ascii="Roboto Mono" w:hAnsi="Roboto Mono"/>
+          <w:rFonts w:ascii="Roboto Mono" w:hAnsi="Roboto Mono" w:eastAsia="Roboto Mono"/>
         </w:rPr>
         <w:br/>
         <w:t>UNIQUE</w:t>
       </w:r>
       <w:r>
         <w:rPr>
-          <w:rFonts w:ascii="Roboto Mono" w:hAnsi="Roboto Mono"/>
+          <w:rFonts w:ascii="Roboto Mono" w:hAnsi="Roboto Mono" w:eastAsia="Roboto Mono"/>
         </w:rPr>
         <w:br/>
         <w:t>CHECK</w:t>
       </w:r>
       <w:r>
         <w:rPr>
-          <w:rFonts w:ascii="Roboto Mono" w:hAnsi="Roboto Mono"/>
+          <w:rFonts w:ascii="Roboto Mono" w:hAnsi="Roboto Mono" w:eastAsia="Roboto Mono"/>
         </w:rPr>
         <w:br/>
         <w:t>DEFAULT</w:t>
@@ -2418,7 +2418,7 @@
       </w:pPr>
       <w:r>
         <w:rPr>
-          <w:rFonts w:ascii="Roboto Mono" w:hAnsi="Roboto Mono"/>
+          <w:rFonts w:ascii="Roboto Mono" w:hAnsi="Roboto Mono" w:eastAsia="Roboto Mono"/>
         </w:rPr>
         <w:pict w14:anchorId="51E84D65">
           <v:rect id="_x0000_i1036" style="width:0;height:1.5pt" o:hralign="center" o:hrstd="t" o:hr="t" fillcolor="#a0a0a0" stroked="f"/>
@@ -2435,7 +2435,7 @@
       </w:pPr>
       <w:r>
         <w:rPr>
-          <w:rFonts w:ascii="Roboto Mono" w:hAnsi="Roboto Mono"/>
+          <w:rFonts w:ascii="Roboto Mono" w:hAnsi="Roboto Mono" w:eastAsia="Roboto Mono"/>
           <w:b/>
           <w:bCs/>
         </w:rPr>
@@ -2450,7 +2450,7 @@
       </w:pPr>
       <w:r>
         <w:rPr>
-          <w:rFonts w:ascii="Roboto Mono" w:hAnsi="Roboto Mono"/>
+          <w:rFonts w:ascii="Roboto Mono" w:hAnsi="Roboto Mono" w:eastAsia="Roboto Mono"/>
         </w:rPr>
         <w:t>Indexes improve query performance.</w:t>
       </w:r>
@@ -2463,7 +2463,7 @@
       </w:pPr>
       <w:r>
         <w:rPr>
-          <w:rFonts w:ascii="Roboto Mono" w:hAnsi="Roboto Mono"/>
+          <w:rFonts w:ascii="Roboto Mono" w:hAnsi="Roboto Mono" w:eastAsia="Roboto Mono"/>
         </w:rPr>
         <w:t>Example:</w:t>
       </w:r>
@@ -2536,13 +2536,13 @@
       </w:pPr>
       <w:r>
         <w:rPr>
-          <w:rFonts w:ascii="Roboto Mono" w:hAnsi="Roboto Mono"/>
+          <w:rFonts w:ascii="Roboto Mono" w:hAnsi="Roboto Mono" w:eastAsia="Roboto Mono"/>
         </w:rPr>
         <w:t>CREATE INDEX idx_email</w:t>
       </w:r>
       <w:r>
         <w:rPr>
-          <w:rFonts w:ascii="Roboto Mono" w:hAnsi="Roboto Mono"/>
+          <w:rFonts w:ascii="Roboto Mono" w:hAnsi="Roboto Mono" w:eastAsia="Roboto Mono"/>
         </w:rPr>
         <w:br/>
         <w:t>ON Customers(Email);</w:t>
@@ -2556,7 +2556,7 @@
       </w:pPr>
       <w:r>
         <w:rPr>
-          <w:rFonts w:ascii="Roboto Mono" w:hAnsi="Roboto Mono"/>
+          <w:rFonts w:ascii="Roboto Mono" w:hAnsi="Roboto Mono" w:eastAsia="Roboto Mono"/>
         </w:rPr>
         <w:pict w14:anchorId="57EDFD8A">
           <v:rect id="_x0000_i1037" style="width:0;height:1.5pt" o:hralign="center" o:hrstd="t" o:hr="t" fillcolor="#a0a0a0" stroked="f"/>
@@ -2573,7 +2573,7 @@
       </w:pPr>
       <w:r>
         <w:rPr>
-          <w:rFonts w:ascii="Roboto Mono" w:hAnsi="Roboto Mono"/>
+          <w:rFonts w:ascii="Roboto Mono" w:hAnsi="Roboto Mono" w:eastAsia="Roboto Mono"/>
           <w:b/>
           <w:bCs/>
         </w:rPr>
@@ -2588,7 +2588,7 @@
       </w:pPr>
       <w:r>
         <w:rPr>
-          <w:rFonts w:ascii="Roboto Mono" w:hAnsi="Roboto Mono"/>
+          <w:rFonts w:ascii="Roboto Mono" w:hAnsi="Roboto Mono" w:eastAsia="Roboto Mono"/>
         </w:rPr>
         <w:t>The Physical Model may define:</w:t>
       </w:r>
@@ -2661,27 +2661,27 @@
       </w:pPr>
       <w:r>
         <w:rPr>
-          <w:rFonts w:ascii="Roboto Mono" w:hAnsi="Roboto Mono"/>
+          <w:rFonts w:ascii="Roboto Mono" w:hAnsi="Roboto Mono" w:eastAsia="Roboto Mono"/>
         </w:rPr>
         <w:t>Partitions</w:t>
       </w:r>
       <w:r>
         <w:rPr>
-          <w:rFonts w:ascii="Roboto Mono" w:hAnsi="Roboto Mono"/>
+          <w:rFonts w:ascii="Roboto Mono" w:hAnsi="Roboto Mono" w:eastAsia="Roboto Mono"/>
         </w:rPr>
         <w:br/>
         <w:t>Tablespaces</w:t>
       </w:r>
       <w:r>
         <w:rPr>
-          <w:rFonts w:ascii="Roboto Mono" w:hAnsi="Roboto Mono"/>
+          <w:rFonts w:ascii="Roboto Mono" w:hAnsi="Roboto Mono" w:eastAsia="Roboto Mono"/>
         </w:rPr>
         <w:br/>
         <w:t>Storage Engines</w:t>
       </w:r>
       <w:r>
         <w:rPr>
-          <w:rFonts w:ascii="Roboto Mono" w:hAnsi="Roboto Mono"/>
+          <w:rFonts w:ascii="Roboto Mono" w:hAnsi="Roboto Mono" w:eastAsia="Roboto Mono"/>
         </w:rPr>
         <w:br/>
         <w:t>File Organization</w:t>
@@ -2695,7 +2695,7 @@
       </w:pPr>
       <w:r>
         <w:rPr>
-          <w:rFonts w:ascii="Roboto Mono" w:hAnsi="Roboto Mono"/>
+          <w:rFonts w:ascii="Roboto Mono" w:hAnsi="Roboto Mono" w:eastAsia="Roboto Mono"/>
         </w:rPr>
         <w:pict w14:anchorId="60246A3A">
           <v:rect id="_x0000_i1038" style="width:0;height:1.5pt" o:hralign="center" o:hrstd="t" o:hr="t" fillcolor="#a0a0a0" stroked="f"/>
@@ -2725,7 +2725,7 @@
       </w:pPr>
       <w:r>
         <w:rPr>
-          <w:rFonts w:ascii="Arial" w:hAnsi="Arial" w:cs="Arial"/>
+          <w:rFonts w:ascii="Arial" w:hAnsi="Arial" w:cs="Arial" w:eastAsia="Arial"/>
           <w:b/>
           <w:color w:val="000000"/>
           <w:sz w:val="18"/>
@@ -2735,7 +2735,7 @@
       </w:r>
       <w:r>
         <w:rPr>
-          <w:rFonts w:ascii="Arial" w:hAnsi="Arial" w:cs="Arial"/>
+          <w:rFonts w:ascii="Arial" w:hAnsi="Arial" w:cs="Arial" w:eastAsia="Arial"/>
           <w:color w:val="000000"/>
           <w:sz w:val="18"/>
           <w:highlight w:val="lightGray"/>
@@ -2744,7 +2744,7 @@
       </w:r>
       <w:r>
         <w:rPr>
-          <w:rFonts w:ascii="Arial" w:hAnsi="Arial" w:cs="Arial"/>
+          <w:rFonts w:ascii="Arial" w:hAnsi="Arial" w:cs="Arial" w:eastAsia="Arial"/>
           <w:b/>
           <w:color w:val="000000"/>
           <w:sz w:val="18"/>
@@ -2754,7 +2754,7 @@
       </w:r>
       <w:r>
         <w:rPr>
-          <w:rFonts w:ascii="Arial" w:hAnsi="Arial" w:cs="Arial"/>
+          <w:rFonts w:ascii="Arial" w:hAnsi="Arial" w:cs="Arial" w:eastAsia="Arial"/>
           <w:color w:val="000000"/>
           <w:sz w:val="18"/>
           <w:highlight w:val="lightGray"/>
@@ -2763,7 +2763,7 @@
       </w:r>
       <w:r>
         <w:rPr>
-          <w:rFonts w:ascii="Arial" w:hAnsi="Arial" w:cs="Arial"/>
+          <w:rFonts w:ascii="Arial" w:hAnsi="Arial" w:cs="Arial" w:eastAsia="Arial"/>
           <w:b/>
           <w:color w:val="000000"/>
           <w:sz w:val="18"/>
@@ -2773,7 +2773,7 @@
       </w:r>
       <w:r>
         <w:rPr>
-          <w:rFonts w:ascii="Arial" w:hAnsi="Arial" w:cs="Arial"/>
+          <w:rFonts w:ascii="Arial" w:hAnsi="Arial" w:cs="Arial" w:eastAsia="Arial"/>
           <w:color w:val="000000"/>
           <w:sz w:val="18"/>
           <w:highlight w:val="lightGray"/>
@@ -2844,7 +2844,7 @@
       </w:pPr>
       <w:r>
         <w:rPr>
-          <w:rFonts w:ascii="Roboto Mono" w:hAnsi="Roboto Mono"/>
+          <w:rFonts w:ascii="Roboto Mono" w:hAnsi="Roboto Mono" w:eastAsia="Roboto Mono"/>
         </w:rPr>
         <w:t>+----------------------+</w:t>
       </w:r>
@@ -2857,130 +2857,130 @@
       </w:pPr>
       <w:r>
         <w:rPr>
-          <w:rFonts w:ascii="Roboto Mono" w:hAnsi="Roboto Mono"/>
+          <w:rFonts w:ascii="Roboto Mono" w:hAnsi="Roboto Mono" w:eastAsia="Roboto Mono"/>
         </w:rPr>
         <w:br/>
         <w:t>| Customers            |</w:t>
       </w:r>
       <w:r>
         <w:rPr>
-          <w:rFonts w:ascii="Roboto Mono" w:hAnsi="Roboto Mono"/>
+          <w:rFonts w:ascii="Roboto Mono" w:hAnsi="Roboto Mono" w:eastAsia="Roboto Mono"/>
         </w:rPr>
         <w:br/>
         <w:t>+----------------------+</w:t>
       </w:r>
       <w:r>
         <w:rPr>
-          <w:rFonts w:ascii="Roboto Mono" w:hAnsi="Roboto Mono"/>
+          <w:rFonts w:ascii="Roboto Mono" w:hAnsi="Roboto Mono" w:eastAsia="Roboto Mono"/>
         </w:rPr>
         <w:br/>
         <w:t>| CustomerID INT PK    |</w:t>
       </w:r>
       <w:r>
         <w:rPr>
-          <w:rFonts w:ascii="Roboto Mono" w:hAnsi="Roboto Mono"/>
+          <w:rFonts w:ascii="Roboto Mono" w:hAnsi="Roboto Mono" w:eastAsia="Roboto Mono"/>
         </w:rPr>
         <w:br/>
         <w:t>| Name VARCHAR(100)    |</w:t>
       </w:r>
       <w:r>
         <w:rPr>
-          <w:rFonts w:ascii="Roboto Mono" w:hAnsi="Roboto Mono"/>
+          <w:rFonts w:ascii="Roboto Mono" w:hAnsi="Roboto Mono" w:eastAsia="Roboto Mono"/>
         </w:rPr>
         <w:br/>
         <w:t>| Email VARCHAR(255)   |</w:t>
       </w:r>
       <w:r>
         <w:rPr>
-          <w:rFonts w:ascii="Roboto Mono" w:hAnsi="Roboto Mono"/>
+          <w:rFonts w:ascii="Roboto Mono" w:hAnsi="Roboto Mono" w:eastAsia="Roboto Mono"/>
         </w:rPr>
         <w:br/>
         <w:t>+----------------------+</w:t>
       </w:r>
       <w:r>
         <w:rPr>
-          <w:rFonts w:ascii="Roboto Mono" w:hAnsi="Roboto Mono"/>
+          <w:rFonts w:ascii="Roboto Mono" w:hAnsi="Roboto Mono" w:eastAsia="Roboto Mono"/>
         </w:rPr>
         <w:br/>
         <w:t xml:space="preserve">          </w:t>
       </w:r>
       <w:r>
         <w:rPr>
-          <w:rFonts w:ascii="MS Gothic" w:eastAsia="MS Gothic" w:hAnsi="MS Gothic" w:cs="MS Gothic" w:hint="eastAsia"/>
+          <w:rFonts w:ascii="Roboto Mono" w:eastAsia="Roboto Mono" w:hAnsi="Roboto Mono" w:cs="MS Gothic" w:hint="eastAsia"/>
         </w:rPr>
         <w:t>│</w:t>
       </w:r>
       <w:r>
         <w:rPr>
-          <w:rFonts w:ascii="Roboto Mono" w:hAnsi="Roboto Mono"/>
+          <w:rFonts w:ascii="Roboto Mono" w:hAnsi="Roboto Mono" w:eastAsia="Roboto Mono"/>
         </w:rPr>
         <w:br/>
         <w:t xml:space="preserve">          </w:t>
       </w:r>
       <w:r>
         <w:rPr>
-          <w:rFonts w:ascii="MS Gothic" w:eastAsia="MS Gothic" w:hAnsi="MS Gothic" w:cs="MS Gothic" w:hint="eastAsia"/>
+          <w:rFonts w:ascii="Roboto Mono" w:eastAsia="Roboto Mono" w:hAnsi="Roboto Mono" w:cs="MS Gothic" w:hint="eastAsia"/>
         </w:rPr>
         <w:t>│</w:t>
       </w:r>
       <w:r>
         <w:rPr>
-          <w:rFonts w:ascii="Roboto Mono" w:hAnsi="Roboto Mono"/>
+          <w:rFonts w:ascii="Roboto Mono" w:hAnsi="Roboto Mono" w:eastAsia="Roboto Mono"/>
         </w:rPr>
         <w:br/>
         <w:t xml:space="preserve">          </w:t>
       </w:r>
       <w:r>
         <w:rPr>
-          <w:rFonts w:ascii="Arial" w:hAnsi="Arial" w:cs="Arial"/>
+          <w:rFonts w:ascii="Roboto Mono" w:hAnsi="Roboto Mono" w:cs="Arial" w:eastAsia="Roboto Mono"/>
         </w:rPr>
         <w:t>▼</w:t>
       </w:r>
       <w:r>
         <w:rPr>
-          <w:rFonts w:ascii="Roboto Mono" w:hAnsi="Roboto Mono"/>
+          <w:rFonts w:ascii="Roboto Mono" w:hAnsi="Roboto Mono" w:eastAsia="Roboto Mono"/>
         </w:rPr>
         <w:br/>
         <w:t>+----------------------+</w:t>
       </w:r>
       <w:r>
         <w:rPr>
-          <w:rFonts w:ascii="Roboto Mono" w:hAnsi="Roboto Mono"/>
+          <w:rFonts w:ascii="Roboto Mono" w:hAnsi="Roboto Mono" w:eastAsia="Roboto Mono"/>
         </w:rPr>
         <w:br/>
         <w:t>| Orders               |</w:t>
       </w:r>
       <w:r>
         <w:rPr>
-          <w:rFonts w:ascii="Roboto Mono" w:hAnsi="Roboto Mono"/>
+          <w:rFonts w:ascii="Roboto Mono" w:hAnsi="Roboto Mono" w:eastAsia="Roboto Mono"/>
         </w:rPr>
         <w:br/>
         <w:t>+----------------------+</w:t>
       </w:r>
       <w:r>
         <w:rPr>
-          <w:rFonts w:ascii="Roboto Mono" w:hAnsi="Roboto Mono"/>
+          <w:rFonts w:ascii="Roboto Mono" w:hAnsi="Roboto Mono" w:eastAsia="Roboto Mono"/>
         </w:rPr>
         <w:br/>
         <w:t>| OrderID INT PK       |</w:t>
       </w:r>
       <w:r>
         <w:rPr>
-          <w:rFonts w:ascii="Roboto Mono" w:hAnsi="Roboto Mono"/>
+          <w:rFonts w:ascii="Roboto Mono" w:hAnsi="Roboto Mono" w:eastAsia="Roboto Mono"/>
         </w:rPr>
         <w:br/>
         <w:t>| CustomerID INT FK    |</w:t>
       </w:r>
       <w:r>
         <w:rPr>
-          <w:rFonts w:ascii="Roboto Mono" w:hAnsi="Roboto Mono"/>
+          <w:rFonts w:ascii="Roboto Mono" w:hAnsi="Roboto Mono" w:eastAsia="Roboto Mono"/>
         </w:rPr>
         <w:br/>
         <w:t>| OrderDate DATE       |</w:t>
       </w:r>
       <w:r>
         <w:rPr>
-          <w:rFonts w:ascii="Roboto Mono" w:hAnsi="Roboto Mono"/>
+          <w:rFonts w:ascii="Roboto Mono" w:hAnsi="Roboto Mono" w:eastAsia="Roboto Mono"/>
         </w:rPr>
         <w:br/>
         <w:t>+----------------------+</w:t>
@@ -2994,7 +2994,7 @@
       </w:pPr>
       <w:r>
         <w:rPr>
-          <w:rFonts w:ascii="Roboto Mono" w:hAnsi="Roboto Mono"/>
+          <w:rFonts w:ascii="Roboto Mono" w:hAnsi="Roboto Mono" w:eastAsia="Roboto Mono"/>
         </w:rPr>
         <w:pict w14:anchorId="700C1DC4">
           <v:rect id="_x0000_i1039" style="width:0;height:1.5pt" o:hralign="center" o:hrstd="t" o:hr="t" fillcolor="#a0a0a0" stroked="f"/>
@@ -3018,7 +3018,7 @@
     <w:p>
       <w:r>
         <w:rPr>
-          <w:rFonts w:ascii="Arial" w:hAnsi="Arial" w:cs="Arial"/>
+          <w:rFonts w:ascii="Arial" w:hAnsi="Arial" w:cs="Arial" w:eastAsia="Arial"/>
           <w:b/>
           <w:color w:val="000000"/>
           <w:sz w:val="18"/>
@@ -3028,7 +3028,7 @@
       </w:r>
       <w:r>
         <w:rPr>
-          <w:rFonts w:ascii="Arial" w:hAnsi="Arial" w:cs="Arial"/>
+          <w:rFonts w:ascii="Arial" w:hAnsi="Arial" w:cs="Arial" w:eastAsia="Arial"/>
           <w:color w:val="000000"/>
           <w:sz w:val="18"/>
           <w:highlight w:val="lightGray"/>
@@ -3037,7 +3037,7 @@
       </w:r>
       <w:r>
         <w:rPr>
-          <w:rFonts w:ascii="Arial" w:hAnsi="Arial" w:cs="Arial"/>
+          <w:rFonts w:ascii="Arial" w:hAnsi="Arial" w:cs="Arial" w:eastAsia="Arial"/>
           <w:b/>
           <w:color w:val="000000"/>
           <w:sz w:val="18"/>
@@ -3047,7 +3047,7 @@
       </w:r>
       <w:r>
         <w:rPr>
-          <w:rFonts w:ascii="Arial" w:hAnsi="Arial" w:cs="Arial"/>
+          <w:rFonts w:ascii="Arial" w:hAnsi="Arial" w:cs="Arial" w:eastAsia="Arial"/>
           <w:color w:val="000000"/>
           <w:sz w:val="18"/>
           <w:highlight w:val="lightGray"/>
@@ -3056,7 +3056,7 @@
       </w:r>
       <w:r>
         <w:rPr>
-          <w:rFonts w:ascii="Arial" w:hAnsi="Arial" w:cs="Arial"/>
+          <w:rFonts w:ascii="Arial" w:hAnsi="Arial" w:cs="Arial" w:eastAsia="Arial"/>
           <w:b/>
           <w:color w:val="000000"/>
           <w:sz w:val="18"/>
@@ -3066,7 +3066,7 @@
       </w:r>
       <w:r>
         <w:rPr>
-          <w:rFonts w:ascii="Arial" w:hAnsi="Arial" w:cs="Arial"/>
+          <w:rFonts w:ascii="Arial" w:hAnsi="Arial" w:cs="Arial" w:eastAsia="Arial"/>
           <w:color w:val="000000"/>
           <w:sz w:val="18"/>
           <w:highlight w:val="lightGray"/>
@@ -3082,7 +3082,7 @@
       </w:pPr>
       <w:r>
         <w:rPr>
-          <w:rFonts w:ascii="Roboto Mono" w:hAnsi="Roboto Mono"/>
+          <w:rFonts w:ascii="Roboto Mono" w:hAnsi="Roboto Mono" w:eastAsia="Roboto Mono"/>
         </w:rPr>
         <w:t>A Physical Model:</w:t>
       </w:r>
@@ -3099,7 +3099,7 @@
       </w:pPr>
       <w:r>
         <w:rPr>
-          <w:rFonts w:ascii="Roboto Mono" w:hAnsi="Roboto Mono"/>
+          <w:rFonts w:ascii="Roboto Mono" w:hAnsi="Roboto Mono" w:eastAsia="Roboto Mono"/>
         </w:rPr>
         <w:t xml:space="preserve">DBMS-specific </w:t>
       </w:r>
@@ -3116,7 +3116,7 @@
       </w:pPr>
       <w:r>
         <w:rPr>
-          <w:rFonts w:ascii="Roboto Mono" w:hAnsi="Roboto Mono"/>
+          <w:rFonts w:ascii="Roboto Mono" w:hAnsi="Roboto Mono" w:eastAsia="Roboto Mono"/>
         </w:rPr>
         <w:t xml:space="preserve">Highly detailed </w:t>
       </w:r>
@@ -3133,7 +3133,7 @@
       </w:pPr>
       <w:r>
         <w:rPr>
-          <w:rFonts w:ascii="Roboto Mono" w:hAnsi="Roboto Mono"/>
+          <w:rFonts w:ascii="Roboto Mono" w:hAnsi="Roboto Mono" w:eastAsia="Roboto Mono"/>
         </w:rPr>
         <w:t xml:space="preserve">Includes storage information </w:t>
       </w:r>
@@ -3150,7 +3150,7 @@
       </w:pPr>
       <w:r>
         <w:rPr>
-          <w:rFonts w:ascii="Roboto Mono" w:hAnsi="Roboto Mono"/>
+          <w:rFonts w:ascii="Roboto Mono" w:hAnsi="Roboto Mono" w:eastAsia="Roboto Mono"/>
         </w:rPr>
         <w:t xml:space="preserve">Includes performance optimization </w:t>
       </w:r>
@@ -3167,7 +3167,7 @@
       </w:pPr>
       <w:r>
         <w:rPr>
-          <w:rFonts w:ascii="Roboto Mono" w:hAnsi="Roboto Mono"/>
+          <w:rFonts w:ascii="Roboto Mono" w:hAnsi="Roboto Mono" w:eastAsia="Roboto Mono"/>
         </w:rPr>
         <w:t xml:space="preserve">Ready for deployment </w:t>
       </w:r>
@@ -3180,7 +3180,7 @@
       </w:pPr>
       <w:r>
         <w:rPr>
-          <w:rFonts w:ascii="Roboto Mono" w:hAnsi="Roboto Mono"/>
+          <w:rFonts w:ascii="Roboto Mono" w:hAnsi="Roboto Mono" w:eastAsia="Roboto Mono"/>
         </w:rPr>
         <w:pict w14:anchorId="1BDEDB38">
           <v:rect id="_x0000_i1040" style="width:0;height:1.5pt" o:hralign="center" o:hrstd="t" o:hr="t" fillcolor="#a0a0a0" stroked="f"/>
@@ -3204,7 +3204,7 @@
     <w:p>
       <w:r>
         <w:rPr>
-          <w:rFonts w:ascii="Arial" w:hAnsi="Arial" w:cs="Arial"/>
+          <w:rFonts w:ascii="Arial" w:hAnsi="Arial" w:cs="Arial" w:eastAsia="Arial"/>
           <w:b/>
           <w:color w:val="000000"/>
           <w:sz w:val="18"/>
@@ -3214,7 +3214,7 @@
       </w:r>
       <w:r>
         <w:rPr>
-          <w:rFonts w:ascii="Arial" w:hAnsi="Arial" w:cs="Arial"/>
+          <w:rFonts w:ascii="Arial" w:hAnsi="Arial" w:cs="Arial" w:eastAsia="Arial"/>
           <w:color w:val="000000"/>
           <w:sz w:val="18"/>
           <w:highlight w:val="lightGray"/>
@@ -3223,7 +3223,7 @@
       </w:r>
       <w:r>
         <w:rPr>
-          <w:rFonts w:ascii="Arial" w:hAnsi="Arial" w:cs="Arial"/>
+          <w:rFonts w:ascii="Arial" w:hAnsi="Arial" w:cs="Arial" w:eastAsia="Arial"/>
           <w:b/>
           <w:color w:val="000000"/>
           <w:sz w:val="18"/>
@@ -3233,7 +3233,7 @@
       </w:r>
       <w:r>
         <w:rPr>
-          <w:rFonts w:ascii="Arial" w:hAnsi="Arial" w:cs="Arial"/>
+          <w:rFonts w:ascii="Arial" w:hAnsi="Arial" w:cs="Arial" w:eastAsia="Arial"/>
           <w:color w:val="000000"/>
           <w:sz w:val="18"/>
           <w:highlight w:val="lightGray"/>
@@ -3242,7 +3242,7 @@
       </w:r>
       <w:r>
         <w:rPr>
-          <w:rFonts w:ascii="Arial" w:hAnsi="Arial" w:cs="Arial"/>
+          <w:rFonts w:ascii="Arial" w:hAnsi="Arial" w:cs="Arial" w:eastAsia="Arial"/>
           <w:b/>
           <w:color w:val="000000"/>
           <w:sz w:val="18"/>
@@ -3252,7 +3252,7 @@
       </w:r>
       <w:r>
         <w:rPr>
-          <w:rFonts w:ascii="Arial" w:hAnsi="Arial" w:cs="Arial"/>
+          <w:rFonts w:ascii="Arial" w:hAnsi="Arial" w:cs="Arial" w:eastAsia="Arial"/>
           <w:color w:val="000000"/>
           <w:sz w:val="18"/>
           <w:highlight w:val="lightGray"/>
@@ -3270,7 +3270,7 @@
       </w:pPr>
       <w:r>
         <w:rPr>
-          <w:rFonts w:ascii="Roboto Mono" w:hAnsi="Roboto Mono"/>
+          <w:rFonts w:ascii="Roboto Mono" w:hAnsi="Roboto Mono" w:eastAsia="Roboto Mono"/>
           <w:b/>
           <w:bCs/>
         </w:rPr>
@@ -3347,34 +3347,34 @@
       </w:pPr>
       <w:r>
         <w:rPr>
-          <w:rFonts w:ascii="Roboto Mono" w:hAnsi="Roboto Mono"/>
+          <w:rFonts w:ascii="Roboto Mono" w:hAnsi="Roboto Mono" w:eastAsia="Roboto Mono"/>
         </w:rPr>
         <w:t>CREATE TABLE Students (</w:t>
       </w:r>
       <w:r>
         <w:rPr>
-          <w:rFonts w:ascii="Roboto Mono" w:hAnsi="Roboto Mono"/>
+          <w:rFonts w:ascii="Roboto Mono" w:hAnsi="Roboto Mono" w:eastAsia="Roboto Mono"/>
         </w:rPr>
         <w:br/>
         <w:t xml:space="preserve">    StudentID INT PRIMARY KEY,</w:t>
       </w:r>
       <w:r>
         <w:rPr>
-          <w:rFonts w:ascii="Roboto Mono" w:hAnsi="Roboto Mono"/>
+          <w:rFonts w:ascii="Roboto Mono" w:hAnsi="Roboto Mono" w:eastAsia="Roboto Mono"/>
         </w:rPr>
         <w:br/>
         <w:t xml:space="preserve">    Name VARCHAR(100) NOT NULL,</w:t>
       </w:r>
       <w:r>
         <w:rPr>
-          <w:rFonts w:ascii="Roboto Mono" w:hAnsi="Roboto Mono"/>
+          <w:rFonts w:ascii="Roboto Mono" w:hAnsi="Roboto Mono" w:eastAsia="Roboto Mono"/>
         </w:rPr>
         <w:br/>
         <w:t xml:space="preserve">    Email VARCHAR(255) UNIQUE</w:t>
       </w:r>
       <w:r>
         <w:rPr>
-          <w:rFonts w:ascii="Roboto Mono" w:hAnsi="Roboto Mono"/>
+          <w:rFonts w:ascii="Roboto Mono" w:hAnsi="Roboto Mono" w:eastAsia="Roboto Mono"/>
         </w:rPr>
         <w:br/>
         <w:t>);</w:t>
@@ -3388,7 +3388,7 @@
       </w:pPr>
       <w:r>
         <w:rPr>
-          <w:rFonts w:ascii="Roboto Mono" w:hAnsi="Roboto Mono"/>
+          <w:rFonts w:ascii="Roboto Mono" w:hAnsi="Roboto Mono" w:eastAsia="Roboto Mono"/>
         </w:rPr>
         <w:pict w14:anchorId="4F8CC64A">
           <v:rect id="_x0000_i1041" style="width:0;height:1.5pt" o:hralign="center" o:hrstd="t" o:hr="t" fillcolor="#a0a0a0" stroked="f"/>
@@ -3405,7 +3405,7 @@
       </w:pPr>
       <w:r>
         <w:rPr>
-          <w:rFonts w:ascii="Roboto Mono" w:hAnsi="Roboto Mono"/>
+          <w:rFonts w:ascii="Roboto Mono" w:hAnsi="Roboto Mono" w:eastAsia="Roboto Mono"/>
           <w:b/>
           <w:bCs/>
         </w:rPr>
@@ -3482,27 +3482,27 @@
       </w:pPr>
       <w:r>
         <w:rPr>
-          <w:rFonts w:ascii="Roboto Mono" w:hAnsi="Roboto Mono"/>
+          <w:rFonts w:ascii="Roboto Mono" w:hAnsi="Roboto Mono" w:eastAsia="Roboto Mono"/>
         </w:rPr>
         <w:t>CREATE TABLE Courses (</w:t>
       </w:r>
       <w:r>
         <w:rPr>
-          <w:rFonts w:ascii="Roboto Mono" w:hAnsi="Roboto Mono"/>
+          <w:rFonts w:ascii="Roboto Mono" w:hAnsi="Roboto Mono" w:eastAsia="Roboto Mono"/>
         </w:rPr>
         <w:br/>
         <w:t xml:space="preserve">    CourseID INT PRIMARY KEY,</w:t>
       </w:r>
       <w:r>
         <w:rPr>
-          <w:rFonts w:ascii="Roboto Mono" w:hAnsi="Roboto Mono"/>
+          <w:rFonts w:ascii="Roboto Mono" w:hAnsi="Roboto Mono" w:eastAsia="Roboto Mono"/>
         </w:rPr>
         <w:br/>
         <w:t xml:space="preserve">    Title VARCHAR(100)</w:t>
       </w:r>
       <w:r>
         <w:rPr>
-          <w:rFonts w:ascii="Roboto Mono" w:hAnsi="Roboto Mono"/>
+          <w:rFonts w:ascii="Roboto Mono" w:hAnsi="Roboto Mono" w:eastAsia="Roboto Mono"/>
         </w:rPr>
         <w:br/>
         <w:t>);</w:t>
@@ -3516,7 +3516,7 @@
       </w:pPr>
       <w:r>
         <w:rPr>
-          <w:rFonts w:ascii="Roboto Mono" w:hAnsi="Roboto Mono"/>
+          <w:rFonts w:ascii="Roboto Mono" w:hAnsi="Roboto Mono" w:eastAsia="Roboto Mono"/>
         </w:rPr>
         <w:pict w14:anchorId="669FE1A4">
           <v:rect id="_x0000_i1042" style="width:0;height:1.5pt" o:hralign="center" o:hrstd="t" o:hr="t" fillcolor="#a0a0a0" stroked="f"/>
@@ -3533,7 +3533,7 @@
       </w:pPr>
       <w:r>
         <w:rPr>
-          <w:rFonts w:ascii="Roboto Mono" w:hAnsi="Roboto Mono"/>
+          <w:rFonts w:ascii="Roboto Mono" w:hAnsi="Roboto Mono" w:eastAsia="Roboto Mono"/>
           <w:b/>
           <w:bCs/>
         </w:rPr>
@@ -3610,80 +3610,80 @@
       </w:pPr>
       <w:r>
         <w:rPr>
-          <w:rFonts w:ascii="Roboto Mono" w:hAnsi="Roboto Mono"/>
+          <w:rFonts w:ascii="Roboto Mono" w:hAnsi="Roboto Mono" w:eastAsia="Roboto Mono"/>
         </w:rPr>
         <w:t>CREATE TABLE Enrollment (</w:t>
       </w:r>
       <w:r>
         <w:rPr>
-          <w:rFonts w:ascii="Roboto Mono" w:hAnsi="Roboto Mono"/>
+          <w:rFonts w:ascii="Roboto Mono" w:hAnsi="Roboto Mono" w:eastAsia="Roboto Mono"/>
         </w:rPr>
         <w:br/>
         <w:t xml:space="preserve">    StudentID INT,</w:t>
       </w:r>
       <w:r>
         <w:rPr>
-          <w:rFonts w:ascii="Roboto Mono" w:hAnsi="Roboto Mono"/>
+          <w:rFonts w:ascii="Roboto Mono" w:hAnsi="Roboto Mono" w:eastAsia="Roboto Mono"/>
         </w:rPr>
         <w:br/>
         <w:t xml:space="preserve">    CourseID INT,</w:t>
       </w:r>
       <w:r>
         <w:rPr>
-          <w:rFonts w:ascii="Roboto Mono" w:hAnsi="Roboto Mono"/>
-        </w:rPr>
-        <w:br/>
-      </w:r>
-      <w:r>
-        <w:rPr>
-          <w:rFonts w:ascii="Roboto Mono" w:hAnsi="Roboto Mono"/>
+          <w:rFonts w:ascii="Roboto Mono" w:hAnsi="Roboto Mono" w:eastAsia="Roboto Mono"/>
+        </w:rPr>
+        <w:br/>
+      </w:r>
+      <w:r>
+        <w:rPr>
+          <w:rFonts w:ascii="Roboto Mono" w:hAnsi="Roboto Mono" w:eastAsia="Roboto Mono"/>
         </w:rPr>
         <w:br/>
         <w:t xml:space="preserve">    PRIMARY KEY (StudentID, CourseID),</w:t>
       </w:r>
       <w:r>
         <w:rPr>
-          <w:rFonts w:ascii="Roboto Mono" w:hAnsi="Roboto Mono"/>
-        </w:rPr>
-        <w:br/>
-      </w:r>
-      <w:r>
-        <w:rPr>
-          <w:rFonts w:ascii="Roboto Mono" w:hAnsi="Roboto Mono"/>
+          <w:rFonts w:ascii="Roboto Mono" w:hAnsi="Roboto Mono" w:eastAsia="Roboto Mono"/>
+        </w:rPr>
+        <w:br/>
+      </w:r>
+      <w:r>
+        <w:rPr>
+          <w:rFonts w:ascii="Roboto Mono" w:hAnsi="Roboto Mono" w:eastAsia="Roboto Mono"/>
         </w:rPr>
         <w:br/>
         <w:t xml:space="preserve">    FOREIGN KEY (StudentID)</w:t>
       </w:r>
       <w:r>
         <w:rPr>
-          <w:rFonts w:ascii="Roboto Mono" w:hAnsi="Roboto Mono"/>
+          <w:rFonts w:ascii="Roboto Mono" w:hAnsi="Roboto Mono" w:eastAsia="Roboto Mono"/>
         </w:rPr>
         <w:br/>
         <w:t xml:space="preserve">        REFERENCES Students(StudentID),</w:t>
       </w:r>
       <w:r>
         <w:rPr>
-          <w:rFonts w:ascii="Roboto Mono" w:hAnsi="Roboto Mono"/>
-        </w:rPr>
-        <w:br/>
-      </w:r>
-      <w:r>
-        <w:rPr>
-          <w:rFonts w:ascii="Roboto Mono" w:hAnsi="Roboto Mono"/>
+          <w:rFonts w:ascii="Roboto Mono" w:hAnsi="Roboto Mono" w:eastAsia="Roboto Mono"/>
+        </w:rPr>
+        <w:br/>
+      </w:r>
+      <w:r>
+        <w:rPr>
+          <w:rFonts w:ascii="Roboto Mono" w:hAnsi="Roboto Mono" w:eastAsia="Roboto Mono"/>
         </w:rPr>
         <w:br/>
         <w:t xml:space="preserve">    FOREIGN KEY (CourseID)</w:t>
       </w:r>
       <w:r>
         <w:rPr>
-          <w:rFonts w:ascii="Roboto Mono" w:hAnsi="Roboto Mono"/>
+          <w:rFonts w:ascii="Roboto Mono" w:hAnsi="Roboto Mono" w:eastAsia="Roboto Mono"/>
         </w:rPr>
         <w:br/>
         <w:t xml:space="preserve">        REFERENCES Courses(CourseID)</w:t>
       </w:r>
       <w:r>
         <w:rPr>
-          <w:rFonts w:ascii="Roboto Mono" w:hAnsi="Roboto Mono"/>
+          <w:rFonts w:ascii="Roboto Mono" w:hAnsi="Roboto Mono" w:eastAsia="Roboto Mono"/>
         </w:rPr>
         <w:br/>
         <w:t>);</w:t>
@@ -3697,7 +3697,7 @@
       </w:pPr>
       <w:r>
         <w:rPr>
-          <w:rFonts w:ascii="Roboto Mono" w:hAnsi="Roboto Mono"/>
+          <w:rFonts w:ascii="Roboto Mono" w:hAnsi="Roboto Mono" w:eastAsia="Roboto Mono"/>
         </w:rPr>
         <w:pict w14:anchorId="1EA04BD6">
           <v:rect id="_x0000_i1043" style="width:0;height:1.5pt" o:hralign="center" o:hrstd="t" o:hr="t" fillcolor="#a0a0a0" stroked="f"/>
@@ -3721,7 +3721,7 @@
     <w:p>
       <w:r>
         <w:rPr>
-          <w:rFonts w:ascii="Arial" w:hAnsi="Arial" w:cs="Arial"/>
+          <w:rFonts w:ascii="Arial" w:hAnsi="Arial" w:cs="Arial" w:eastAsia="Arial"/>
           <w:b/>
           <w:color w:val="000000"/>
           <w:sz w:val="18"/>
@@ -3731,7 +3731,7 @@
       </w:r>
       <w:r>
         <w:rPr>
-          <w:rFonts w:ascii="Arial" w:hAnsi="Arial" w:cs="Arial"/>
+          <w:rFonts w:ascii="Arial" w:hAnsi="Arial" w:cs="Arial" w:eastAsia="Arial"/>
           <w:color w:val="000000"/>
           <w:sz w:val="18"/>
           <w:highlight w:val="lightGray"/>
@@ -3740,7 +3740,7 @@
       </w:r>
       <w:r>
         <w:rPr>
-          <w:rFonts w:ascii="Arial" w:hAnsi="Arial" w:cs="Arial"/>
+          <w:rFonts w:ascii="Arial" w:hAnsi="Arial" w:cs="Arial" w:eastAsia="Arial"/>
           <w:b/>
           <w:color w:val="000000"/>
           <w:sz w:val="18"/>
@@ -3750,7 +3750,7 @@
       </w:r>
       <w:r>
         <w:rPr>
-          <w:rFonts w:ascii="Arial" w:hAnsi="Arial" w:cs="Arial"/>
+          <w:rFonts w:ascii="Arial" w:hAnsi="Arial" w:cs="Arial" w:eastAsia="Arial"/>
           <w:color w:val="000000"/>
           <w:sz w:val="18"/>
           <w:highlight w:val="lightGray"/>
@@ -3759,7 +3759,7 @@
       </w:r>
       <w:r>
         <w:rPr>
-          <w:rFonts w:ascii="Arial" w:hAnsi="Arial" w:cs="Arial"/>
+          <w:rFonts w:ascii="Arial" w:hAnsi="Arial" w:cs="Arial" w:eastAsia="Arial"/>
           <w:b/>
           <w:color w:val="000000"/>
           <w:sz w:val="18"/>
@@ -3769,7 +3769,7 @@
       </w:r>
       <w:r>
         <w:rPr>
-          <w:rFonts w:ascii="Arial" w:hAnsi="Arial" w:cs="Arial"/>
+          <w:rFonts w:ascii="Arial" w:hAnsi="Arial" w:cs="Arial" w:eastAsia="Arial"/>
           <w:color w:val="000000"/>
           <w:sz w:val="18"/>
           <w:highlight w:val="lightGray"/>
@@ -3785,7 +3785,7 @@
       </w:pPr>
       <w:r>
         <w:rPr>
-          <w:rFonts w:ascii="Roboto Mono" w:hAnsi="Roboto Mono"/>
+          <w:rFonts w:ascii="Roboto Mono" w:hAnsi="Roboto Mono" w:eastAsia="Roboto Mono"/>
         </w:rPr>
         <w:t>Physical models often include optimization features.</w:t>
       </w:r>
@@ -3800,7 +3800,7 @@
       </w:pPr>
       <w:r>
         <w:rPr>
-          <w:rFonts w:ascii="Roboto Mono" w:hAnsi="Roboto Mono"/>
+          <w:rFonts w:ascii="Roboto Mono" w:hAnsi="Roboto Mono" w:eastAsia="Roboto Mono"/>
           <w:b/>
           <w:bCs/>
         </w:rPr>
@@ -3877,13 +3877,13 @@
       </w:pPr>
       <w:r>
         <w:rPr>
-          <w:rFonts w:ascii="Roboto Mono" w:hAnsi="Roboto Mono"/>
+          <w:rFonts w:ascii="Roboto Mono" w:hAnsi="Roboto Mono" w:eastAsia="Roboto Mono"/>
         </w:rPr>
         <w:t>CREATE INDEX idx_student_email</w:t>
       </w:r>
       <w:r>
         <w:rPr>
-          <w:rFonts w:ascii="Roboto Mono" w:hAnsi="Roboto Mono"/>
+          <w:rFonts w:ascii="Roboto Mono" w:hAnsi="Roboto Mono" w:eastAsia="Roboto Mono"/>
         </w:rPr>
         <w:br/>
         <w:t>ON Students(Email);</w:t>
@@ -3897,7 +3897,7 @@
       </w:pPr>
       <w:r>
         <w:rPr>
-          <w:rFonts w:ascii="Roboto Mono" w:hAnsi="Roboto Mono"/>
+          <w:rFonts w:ascii="Roboto Mono" w:hAnsi="Roboto Mono" w:eastAsia="Roboto Mono"/>
         </w:rPr>
         <w:pict w14:anchorId="068A22DE">
           <v:rect id="_x0000_i1044" style="width:0;height:1.5pt" o:hralign="center" o:hrstd="t" o:hr="t" fillcolor="#a0a0a0" stroked="f"/>
@@ -3914,7 +3914,7 @@
       </w:pPr>
       <w:r>
         <w:rPr>
-          <w:rFonts w:ascii="Roboto Mono" w:hAnsi="Roboto Mono"/>
+          <w:rFonts w:ascii="Roboto Mono" w:hAnsi="Roboto Mono" w:eastAsia="Roboto Mono"/>
           <w:b/>
           <w:bCs/>
         </w:rPr>
@@ -3929,7 +3929,7 @@
       </w:pPr>
       <w:r>
         <w:rPr>
-          <w:rFonts w:ascii="Roboto Mono" w:hAnsi="Roboto Mono"/>
+          <w:rFonts w:ascii="Roboto Mono" w:hAnsi="Roboto Mono" w:eastAsia="Roboto Mono"/>
         </w:rPr>
         <w:t>Example:</w:t>
       </w:r>
@@ -4002,20 +4002,20 @@
       </w:pPr>
       <w:r>
         <w:rPr>
-          <w:rFonts w:ascii="Roboto Mono" w:hAnsi="Roboto Mono"/>
+          <w:rFonts w:ascii="Roboto Mono" w:hAnsi="Roboto Mono" w:eastAsia="Roboto Mono"/>
         </w:rPr>
         <w:t>Orders_2024</w:t>
       </w:r>
       <w:r>
         <w:rPr>
-          <w:rFonts w:ascii="Roboto Mono" w:hAnsi="Roboto Mono"/>
+          <w:rFonts w:ascii="Roboto Mono" w:hAnsi="Roboto Mono" w:eastAsia="Roboto Mono"/>
         </w:rPr>
         <w:br/>
         <w:t>Orders_2025</w:t>
       </w:r>
       <w:r>
         <w:rPr>
-          <w:rFonts w:ascii="Roboto Mono" w:hAnsi="Roboto Mono"/>
+          <w:rFonts w:ascii="Roboto Mono" w:hAnsi="Roboto Mono" w:eastAsia="Roboto Mono"/>
         </w:rPr>
         <w:br/>
         <w:t>Orders_2026</w:t>
@@ -4029,7 +4029,7 @@
       </w:pPr>
       <w:r>
         <w:rPr>
-          <w:rFonts w:ascii="Roboto Mono" w:hAnsi="Roboto Mono"/>
+          <w:rFonts w:ascii="Roboto Mono" w:hAnsi="Roboto Mono" w:eastAsia="Roboto Mono"/>
         </w:rPr>
         <w:t>Large tables can be divided into smaller parts.</w:t>
       </w:r>
@@ -4042,7 +4042,7 @@
       </w:pPr>
       <w:r>
         <w:rPr>
-          <w:rFonts w:ascii="Roboto Mono" w:hAnsi="Roboto Mono"/>
+          <w:rFonts w:ascii="Roboto Mono" w:hAnsi="Roboto Mono" w:eastAsia="Roboto Mono"/>
         </w:rPr>
         <w:pict w14:anchorId="7C68551E">
           <v:rect id="_x0000_i1045" style="width:0;height:1.5pt" o:hralign="center" o:hrstd="t" o:hr="t" fillcolor="#a0a0a0" stroked="f"/>
@@ -4059,7 +4059,7 @@
       </w:pPr>
       <w:r>
         <w:rPr>
-          <w:rFonts w:ascii="Roboto Mono" w:hAnsi="Roboto Mono"/>
+          <w:rFonts w:ascii="Roboto Mono" w:hAnsi="Roboto Mono" w:eastAsia="Roboto Mono"/>
           <w:b/>
           <w:bCs/>
         </w:rPr>
@@ -4074,7 +4074,7 @@
       </w:pPr>
       <w:r>
         <w:rPr>
-          <w:rFonts w:ascii="Roboto Mono" w:hAnsi="Roboto Mono"/>
+          <w:rFonts w:ascii="Roboto Mono" w:hAnsi="Roboto Mono" w:eastAsia="Roboto Mono"/>
         </w:rPr>
         <w:t>Example in MySQL:</w:t>
       </w:r>
@@ -4147,7 +4147,7 @@
       </w:pPr>
       <w:r>
         <w:rPr>
-          <w:rFonts w:ascii="Roboto Mono" w:hAnsi="Roboto Mono"/>
+          <w:rFonts w:ascii="Roboto Mono" w:hAnsi="Roboto Mono" w:eastAsia="Roboto Mono"/>
         </w:rPr>
         <w:t>ENGINE=InnoDB</w:t>
       </w:r>
@@ -4160,7 +4160,7 @@
       </w:pPr>
       <w:r>
         <w:rPr>
-          <w:rFonts w:ascii="Roboto Mono" w:hAnsi="Roboto Mono"/>
+          <w:rFonts w:ascii="Roboto Mono" w:hAnsi="Roboto Mono" w:eastAsia="Roboto Mono"/>
         </w:rPr>
         <w:pict w14:anchorId="49966220">
           <v:rect id="_x0000_i1046" style="width:0;height:1.5pt" o:hralign="center" o:hrstd="t" o:hr="t" fillcolor="#a0a0a0" stroked="f"/>
@@ -4191,7 +4191,7 @@
       </w:pPr>
       <w:r>
         <w:rPr>
-          <w:rFonts w:ascii="Arial" w:hAnsi="Arial" w:cs="Arial"/>
+          <w:rFonts w:ascii="Arial" w:hAnsi="Arial" w:cs="Arial" w:eastAsia="Arial"/>
           <w:b/>
           <w:color w:val="000000"/>
           <w:sz w:val="18"/>
@@ -4201,7 +4201,7 @@
       </w:r>
       <w:r>
         <w:rPr>
-          <w:rFonts w:ascii="Arial" w:hAnsi="Arial" w:cs="Arial"/>
+          <w:rFonts w:ascii="Arial" w:hAnsi="Arial" w:cs="Arial" w:eastAsia="Arial"/>
           <w:color w:val="000000"/>
           <w:sz w:val="18"/>
           <w:highlight w:val="lightGray"/>
@@ -4210,7 +4210,7 @@
       </w:r>
       <w:r>
         <w:rPr>
-          <w:rFonts w:ascii="Arial" w:hAnsi="Arial" w:cs="Arial"/>
+          <w:rFonts w:ascii="Arial" w:hAnsi="Arial" w:cs="Arial" w:eastAsia="Arial"/>
           <w:b/>
           <w:color w:val="000000"/>
           <w:sz w:val="18"/>
@@ -4220,7 +4220,7 @@
       </w:r>
       <w:r>
         <w:rPr>
-          <w:rFonts w:ascii="Arial" w:hAnsi="Arial" w:cs="Arial"/>
+          <w:rFonts w:ascii="Arial" w:hAnsi="Arial" w:cs="Arial" w:eastAsia="Arial"/>
           <w:color w:val="000000"/>
           <w:sz w:val="18"/>
           <w:highlight w:val="lightGray"/>
@@ -4229,7 +4229,7 @@
       </w:r>
       <w:r>
         <w:rPr>
-          <w:rFonts w:ascii="Arial" w:hAnsi="Arial" w:cs="Arial"/>
+          <w:rFonts w:ascii="Arial" w:hAnsi="Arial" w:cs="Arial" w:eastAsia="Arial"/>
           <w:b/>
           <w:color w:val="000000"/>
           <w:sz w:val="18"/>
@@ -4239,7 +4239,7 @@
       </w:r>
       <w:r>
         <w:rPr>
-          <w:rFonts w:ascii="Arial" w:hAnsi="Arial" w:cs="Arial"/>
+          <w:rFonts w:ascii="Arial" w:hAnsi="Arial" w:cs="Arial" w:eastAsia="Arial"/>
           <w:color w:val="000000"/>
           <w:sz w:val="18"/>
           <w:highlight w:val="lightGray"/>
@@ -5196,7 +5196,7 @@
       </w:pPr>
       <w:r>
         <w:rPr>
-          <w:rFonts w:ascii="Roboto Mono" w:hAnsi="Roboto Mono"/>
+          <w:rFonts w:ascii="Roboto Mono" w:hAnsi="Roboto Mono" w:eastAsia="Roboto Mono"/>
         </w:rPr>
         <w:pict w14:anchorId="293F33C7">
           <v:rect id="_x0000_i1047" style="width:0;height:1.5pt" o:hralign="center" o:hrstd="t" o:hr="t" fillcolor="#a0a0a0" stroked="f"/>
@@ -5220,7 +5220,7 @@
     <w:p>
       <w:r>
         <w:rPr>
-          <w:rFonts w:ascii="Arial" w:hAnsi="Arial" w:cs="Arial"/>
+          <w:rFonts w:ascii="Arial" w:hAnsi="Arial" w:cs="Arial" w:eastAsia="Arial"/>
           <w:b/>
           <w:color w:val="000000"/>
           <w:sz w:val="18"/>
@@ -5230,7 +5230,7 @@
       </w:r>
       <w:r>
         <w:rPr>
-          <w:rFonts w:ascii="Arial" w:hAnsi="Arial" w:cs="Arial"/>
+          <w:rFonts w:ascii="Arial" w:hAnsi="Arial" w:cs="Arial" w:eastAsia="Arial"/>
           <w:color w:val="000000"/>
           <w:sz w:val="18"/>
           <w:highlight w:val="lightGray"/>
@@ -5239,7 +5239,7 @@
       </w:r>
       <w:r>
         <w:rPr>
-          <w:rFonts w:ascii="Arial" w:hAnsi="Arial" w:cs="Arial"/>
+          <w:rFonts w:ascii="Arial" w:hAnsi="Arial" w:cs="Arial" w:eastAsia="Arial"/>
           <w:b/>
           <w:color w:val="000000"/>
           <w:sz w:val="18"/>
@@ -5249,7 +5249,7 @@
       </w:r>
       <w:r>
         <w:rPr>
-          <w:rFonts w:ascii="Arial" w:hAnsi="Arial" w:cs="Arial"/>
+          <w:rFonts w:ascii="Arial" w:hAnsi="Arial" w:cs="Arial" w:eastAsia="Arial"/>
           <w:color w:val="000000"/>
           <w:sz w:val="18"/>
           <w:highlight w:val="lightGray"/>
@@ -5258,7 +5258,7 @@
       </w:r>
       <w:r>
         <w:rPr>
-          <w:rFonts w:ascii="Arial" w:hAnsi="Arial" w:cs="Arial"/>
+          <w:rFonts w:ascii="Arial" w:hAnsi="Arial" w:cs="Arial" w:eastAsia="Arial"/>
           <w:b/>
           <w:color w:val="000000"/>
           <w:sz w:val="18"/>
@@ -5268,7 +5268,7 @@
       </w:r>
       <w:r>
         <w:rPr>
-          <w:rFonts w:ascii="Arial" w:hAnsi="Arial" w:cs="Arial"/>
+          <w:rFonts w:ascii="Arial" w:hAnsi="Arial" w:cs="Arial" w:eastAsia="Arial"/>
           <w:color w:val="000000"/>
           <w:sz w:val="18"/>
           <w:highlight w:val="lightGray"/>
@@ -5286,7 +5286,7 @@
       </w:pPr>
       <w:r>
         <w:rPr>
-          <w:rFonts w:ascii="Roboto Mono" w:hAnsi="Roboto Mono"/>
+          <w:rFonts w:ascii="Roboto Mono" w:hAnsi="Roboto Mono" w:eastAsia="Roboto Mono"/>
           <w:b/>
           <w:bCs/>
         </w:rPr>
@@ -5363,20 +5363,20 @@
       </w:pPr>
       <w:r>
         <w:rPr>
-          <w:rFonts w:ascii="Roboto Mono" w:hAnsi="Roboto Mono"/>
+          <w:rFonts w:ascii="Roboto Mono" w:hAnsi="Roboto Mono" w:eastAsia="Roboto Mono"/>
         </w:rPr>
         <w:t>Customer</w:t>
       </w:r>
       <w:r>
         <w:rPr>
-          <w:rFonts w:ascii="Roboto Mono" w:hAnsi="Roboto Mono"/>
+          <w:rFonts w:ascii="Roboto Mono" w:hAnsi="Roboto Mono" w:eastAsia="Roboto Mono"/>
         </w:rPr>
         <w:br/>
         <w:t>Places</w:t>
       </w:r>
       <w:r>
         <w:rPr>
-          <w:rFonts w:ascii="Roboto Mono" w:hAnsi="Roboto Mono"/>
+          <w:rFonts w:ascii="Roboto Mono" w:hAnsi="Roboto Mono" w:eastAsia="Roboto Mono"/>
         </w:rPr>
         <w:br/>
         <w:t>Order</w:t>
@@ -5390,7 +5390,7 @@
       </w:pPr>
       <w:r>
         <w:rPr>
-          <w:rFonts w:ascii="Roboto Mono" w:hAnsi="Roboto Mono"/>
+          <w:rFonts w:ascii="Roboto Mono" w:hAnsi="Roboto Mono" w:eastAsia="Roboto Mono"/>
         </w:rPr>
         <w:pict w14:anchorId="78B21E13">
           <v:rect id="_x0000_i1048" style="width:0;height:1.5pt" o:hralign="center" o:hrstd="t" o:hr="t" fillcolor="#a0a0a0" stroked="f"/>
@@ -5407,7 +5407,7 @@
       </w:pPr>
       <w:r>
         <w:rPr>
-          <w:rFonts w:ascii="Roboto Mono" w:hAnsi="Roboto Mono"/>
+          <w:rFonts w:ascii="Roboto Mono" w:hAnsi="Roboto Mono" w:eastAsia="Roboto Mono"/>
           <w:b/>
           <w:bCs/>
         </w:rPr>
@@ -5484,61 +5484,61 @@
       </w:pPr>
       <w:r>
         <w:rPr>
-          <w:rFonts w:ascii="Roboto Mono" w:hAnsi="Roboto Mono"/>
+          <w:rFonts w:ascii="Roboto Mono" w:hAnsi="Roboto Mono" w:eastAsia="Roboto Mono"/>
         </w:rPr>
         <w:t>Customers</w:t>
       </w:r>
       <w:r>
         <w:rPr>
-          <w:rFonts w:ascii="Roboto Mono" w:hAnsi="Roboto Mono"/>
+          <w:rFonts w:ascii="Roboto Mono" w:hAnsi="Roboto Mono" w:eastAsia="Roboto Mono"/>
         </w:rPr>
         <w:br/>
         <w:t>---------</w:t>
       </w:r>
       <w:r>
         <w:rPr>
-          <w:rFonts w:ascii="Roboto Mono" w:hAnsi="Roboto Mono"/>
+          <w:rFonts w:ascii="Roboto Mono" w:hAnsi="Roboto Mono" w:eastAsia="Roboto Mono"/>
         </w:rPr>
         <w:br/>
         <w:t>CustomerID</w:t>
       </w:r>
       <w:r>
         <w:rPr>
-          <w:rFonts w:ascii="Roboto Mono" w:hAnsi="Roboto Mono"/>
+          <w:rFonts w:ascii="Roboto Mono" w:hAnsi="Roboto Mono" w:eastAsia="Roboto Mono"/>
         </w:rPr>
         <w:br/>
         <w:t>Name</w:t>
       </w:r>
       <w:r>
         <w:rPr>
-          <w:rFonts w:ascii="Roboto Mono" w:hAnsi="Roboto Mono"/>
-        </w:rPr>
-        <w:br/>
-      </w:r>
-      <w:r>
-        <w:rPr>
-          <w:rFonts w:ascii="Roboto Mono" w:hAnsi="Roboto Mono"/>
+          <w:rFonts w:ascii="Roboto Mono" w:hAnsi="Roboto Mono" w:eastAsia="Roboto Mono"/>
+        </w:rPr>
+        <w:br/>
+      </w:r>
+      <w:r>
+        <w:rPr>
+          <w:rFonts w:ascii="Roboto Mono" w:hAnsi="Roboto Mono" w:eastAsia="Roboto Mono"/>
         </w:rPr>
         <w:br/>
         <w:t>Orders</w:t>
       </w:r>
       <w:r>
         <w:rPr>
-          <w:rFonts w:ascii="Roboto Mono" w:hAnsi="Roboto Mono"/>
+          <w:rFonts w:ascii="Roboto Mono" w:hAnsi="Roboto Mono" w:eastAsia="Roboto Mono"/>
         </w:rPr>
         <w:br/>
         <w:t>------</w:t>
       </w:r>
       <w:r>
         <w:rPr>
-          <w:rFonts w:ascii="Roboto Mono" w:hAnsi="Roboto Mono"/>
+          <w:rFonts w:ascii="Roboto Mono" w:hAnsi="Roboto Mono" w:eastAsia="Roboto Mono"/>
         </w:rPr>
         <w:br/>
         <w:t>OrderID</w:t>
       </w:r>
       <w:r>
         <w:rPr>
-          <w:rFonts w:ascii="Roboto Mono" w:hAnsi="Roboto Mono"/>
+          <w:rFonts w:ascii="Roboto Mono" w:hAnsi="Roboto Mono" w:eastAsia="Roboto Mono"/>
         </w:rPr>
         <w:br/>
         <w:t>CustomerID</w:t>
@@ -5552,7 +5552,7 @@
       </w:pPr>
       <w:r>
         <w:rPr>
-          <w:rFonts w:ascii="Roboto Mono" w:hAnsi="Roboto Mono"/>
+          <w:rFonts w:ascii="Roboto Mono" w:hAnsi="Roboto Mono" w:eastAsia="Roboto Mono"/>
         </w:rPr>
         <w:pict w14:anchorId="6438B55D">
           <v:rect id="_x0000_i1049" style="width:0;height:1.5pt" o:hralign="center" o:hrstd="t" o:hr="t" fillcolor="#a0a0a0" stroked="f"/>
@@ -5569,7 +5569,7 @@
       </w:pPr>
       <w:r>
         <w:rPr>
-          <w:rFonts w:ascii="Roboto Mono" w:hAnsi="Roboto Mono"/>
+          <w:rFonts w:ascii="Roboto Mono" w:hAnsi="Roboto Mono" w:eastAsia="Roboto Mono"/>
           <w:b/>
           <w:bCs/>
         </w:rPr>
@@ -5646,27 +5646,27 @@
       </w:pPr>
       <w:r>
         <w:rPr>
-          <w:rFonts w:ascii="Roboto Mono" w:hAnsi="Roboto Mono"/>
+          <w:rFonts w:ascii="Roboto Mono" w:hAnsi="Roboto Mono" w:eastAsia="Roboto Mono"/>
         </w:rPr>
         <w:t>CREATE TABLE Customers (</w:t>
       </w:r>
       <w:r>
         <w:rPr>
-          <w:rFonts w:ascii="Roboto Mono" w:hAnsi="Roboto Mono"/>
+          <w:rFonts w:ascii="Roboto Mono" w:hAnsi="Roboto Mono" w:eastAsia="Roboto Mono"/>
         </w:rPr>
         <w:br/>
         <w:t xml:space="preserve">    CustomerID INT AUTO_INCREMENT PRIMARY KEY,</w:t>
       </w:r>
       <w:r>
         <w:rPr>
-          <w:rFonts w:ascii="Roboto Mono" w:hAnsi="Roboto Mono"/>
+          <w:rFonts w:ascii="Roboto Mono" w:hAnsi="Roboto Mono" w:eastAsia="Roboto Mono"/>
         </w:rPr>
         <w:br/>
         <w:t xml:space="preserve">    Name VARCHAR(100) NOT NULL</w:t>
       </w:r>
       <w:r>
         <w:rPr>
-          <w:rFonts w:ascii="Roboto Mono" w:hAnsi="Roboto Mono"/>
+          <w:rFonts w:ascii="Roboto Mono" w:hAnsi="Roboto Mono" w:eastAsia="Roboto Mono"/>
         </w:rPr>
         <w:br/>
         <w:t>);</w:t>
@@ -5680,7 +5680,7 @@
       </w:pPr>
       <w:r>
         <w:rPr>
-          <w:rFonts w:ascii="Roboto Mono" w:hAnsi="Roboto Mono"/>
+          <w:rFonts w:ascii="Roboto Mono" w:hAnsi="Roboto Mono" w:eastAsia="Roboto Mono"/>
         </w:rPr>
         <w:pict w14:anchorId="6E92915D">
           <v:rect id="_x0000_i1050" style="width:0;height:1.5pt" o:hralign="center" o:hrstd="t" o:hr="t" fillcolor="#a0a0a0" stroked="f"/>
@@ -5704,7 +5704,7 @@
     <w:p>
       <w:r>
         <w:rPr>
-          <w:rFonts w:ascii="Arial" w:hAnsi="Arial" w:cs="Arial"/>
+          <w:rFonts w:ascii="Arial" w:hAnsi="Arial" w:cs="Arial" w:eastAsia="Arial"/>
           <w:b/>
           <w:color w:val="000000"/>
           <w:sz w:val="18"/>
@@ -5714,7 +5714,7 @@
       </w:r>
       <w:r>
         <w:rPr>
-          <w:rFonts w:ascii="Arial" w:hAnsi="Arial" w:cs="Arial"/>
+          <w:rFonts w:ascii="Arial" w:hAnsi="Arial" w:cs="Arial" w:eastAsia="Arial"/>
           <w:color w:val="000000"/>
           <w:sz w:val="18"/>
           <w:highlight w:val="lightGray"/>
@@ -5723,7 +5723,7 @@
       </w:r>
       <w:r>
         <w:rPr>
-          <w:rFonts w:ascii="Arial" w:hAnsi="Arial" w:cs="Arial"/>
+          <w:rFonts w:ascii="Arial" w:hAnsi="Arial" w:cs="Arial" w:eastAsia="Arial"/>
           <w:b/>
           <w:color w:val="000000"/>
           <w:sz w:val="18"/>
@@ -5733,7 +5733,7 @@
       </w:r>
       <w:r>
         <w:rPr>
-          <w:rFonts w:ascii="Arial" w:hAnsi="Arial" w:cs="Arial"/>
+          <w:rFonts w:ascii="Arial" w:hAnsi="Arial" w:cs="Arial" w:eastAsia="Arial"/>
           <w:color w:val="000000"/>
           <w:sz w:val="18"/>
           <w:highlight w:val="lightGray"/>
@@ -5742,7 +5742,7 @@
       </w:r>
       <w:r>
         <w:rPr>
-          <w:rFonts w:ascii="Arial" w:hAnsi="Arial" w:cs="Arial"/>
+          <w:rFonts w:ascii="Arial" w:hAnsi="Arial" w:cs="Arial" w:eastAsia="Arial"/>
           <w:b/>
           <w:color w:val="000000"/>
           <w:sz w:val="18"/>
@@ -5752,7 +5752,7 @@
       </w:r>
       <w:r>
         <w:rPr>
-          <w:rFonts w:ascii="Arial" w:hAnsi="Arial" w:cs="Arial"/>
+          <w:rFonts w:ascii="Arial" w:hAnsi="Arial" w:cs="Arial" w:eastAsia="Arial"/>
           <w:color w:val="000000"/>
           <w:sz w:val="18"/>
           <w:highlight w:val="lightGray"/>
@@ -5768,7 +5768,7 @@
       </w:pPr>
       <w:r>
         <w:rPr>
-          <w:rFonts w:ascii="Roboto Mono" w:hAnsi="Roboto Mono"/>
+          <w:rFonts w:ascii="Roboto Mono" w:hAnsi="Roboto Mono" w:eastAsia="Roboto Mono"/>
         </w:rPr>
         <w:t>Think of building a house.</w:t>
       </w:r>
@@ -5783,7 +5783,7 @@
       </w:pPr>
       <w:r>
         <w:rPr>
-          <w:rFonts w:ascii="Roboto Mono" w:hAnsi="Roboto Mono"/>
+          <w:rFonts w:ascii="Roboto Mono" w:hAnsi="Roboto Mono" w:eastAsia="Roboto Mono"/>
           <w:b/>
           <w:bCs/>
         </w:rPr>
@@ -5860,20 +5860,20 @@
       </w:pPr>
       <w:r>
         <w:rPr>
-          <w:rFonts w:ascii="Roboto Mono" w:hAnsi="Roboto Mono"/>
+          <w:rFonts w:ascii="Roboto Mono" w:hAnsi="Roboto Mono" w:eastAsia="Roboto Mono"/>
         </w:rPr>
         <w:t>Living Room</w:t>
       </w:r>
       <w:r>
         <w:rPr>
-          <w:rFonts w:ascii="Roboto Mono" w:hAnsi="Roboto Mono"/>
+          <w:rFonts w:ascii="Roboto Mono" w:hAnsi="Roboto Mono" w:eastAsia="Roboto Mono"/>
         </w:rPr>
         <w:br/>
         <w:t>Kitchen</w:t>
       </w:r>
       <w:r>
         <w:rPr>
-          <w:rFonts w:ascii="Roboto Mono" w:hAnsi="Roboto Mono"/>
+          <w:rFonts w:ascii="Roboto Mono" w:hAnsi="Roboto Mono" w:eastAsia="Roboto Mono"/>
         </w:rPr>
         <w:br/>
         <w:t>Bedroom</w:t>
@@ -5887,7 +5887,7 @@
       </w:pPr>
       <w:r>
         <w:rPr>
-          <w:rFonts w:ascii="Roboto Mono" w:hAnsi="Roboto Mono"/>
+          <w:rFonts w:ascii="Roboto Mono" w:hAnsi="Roboto Mono" w:eastAsia="Roboto Mono"/>
         </w:rPr>
         <w:t>What rooms are needed?</w:t>
       </w:r>
@@ -5900,7 +5900,7 @@
       </w:pPr>
       <w:r>
         <w:rPr>
-          <w:rFonts w:ascii="Roboto Mono" w:hAnsi="Roboto Mono"/>
+          <w:rFonts w:ascii="Roboto Mono" w:hAnsi="Roboto Mono" w:eastAsia="Roboto Mono"/>
         </w:rPr>
         <w:pict w14:anchorId="07DFA229">
           <v:rect id="_x0000_i1051" style="width:0;height:1.5pt" o:hralign="center" o:hrstd="t" o:hr="t" fillcolor="#a0a0a0" stroked="f"/>
@@ -5917,7 +5917,7 @@
       </w:pPr>
       <w:r>
         <w:rPr>
-          <w:rFonts w:ascii="Roboto Mono" w:hAnsi="Roboto Mono"/>
+          <w:rFonts w:ascii="Roboto Mono" w:hAnsi="Roboto Mono" w:eastAsia="Roboto Mono"/>
           <w:b/>
           <w:bCs/>
         </w:rPr>
@@ -5994,13 +5994,13 @@
       </w:pPr>
       <w:r>
         <w:rPr>
-          <w:rFonts w:ascii="Roboto Mono" w:hAnsi="Roboto Mono"/>
+          <w:rFonts w:ascii="Roboto Mono" w:hAnsi="Roboto Mono" w:eastAsia="Roboto Mono"/>
         </w:rPr>
         <w:t>Living Room = 6m × 5m</w:t>
       </w:r>
       <w:r>
         <w:rPr>
-          <w:rFonts w:ascii="Roboto Mono" w:hAnsi="Roboto Mono"/>
+          <w:rFonts w:ascii="Roboto Mono" w:hAnsi="Roboto Mono" w:eastAsia="Roboto Mono"/>
         </w:rPr>
         <w:br/>
         <w:t>Kitchen = 4m × 4m</w:t>
@@ -6014,7 +6014,7 @@
       </w:pPr>
       <w:r>
         <w:rPr>
-          <w:rFonts w:ascii="Roboto Mono" w:hAnsi="Roboto Mono"/>
+          <w:rFonts w:ascii="Roboto Mono" w:hAnsi="Roboto Mono" w:eastAsia="Roboto Mono"/>
         </w:rPr>
         <w:t>How is the house structured?</w:t>
       </w:r>
@@ -6027,7 +6027,7 @@
       </w:pPr>
       <w:r>
         <w:rPr>
-          <w:rFonts w:ascii="Roboto Mono" w:hAnsi="Roboto Mono"/>
+          <w:rFonts w:ascii="Roboto Mono" w:hAnsi="Roboto Mono" w:eastAsia="Roboto Mono"/>
         </w:rPr>
         <w:pict w14:anchorId="295CBEA9">
           <v:rect id="_x0000_i1052" style="width:0;height:1.5pt" o:hralign="center" o:hrstd="t" o:hr="t" fillcolor="#a0a0a0" stroked="f"/>
@@ -6044,7 +6044,7 @@
       </w:pPr>
       <w:r>
         <w:rPr>
-          <w:rFonts w:ascii="Roboto Mono" w:hAnsi="Roboto Mono"/>
+          <w:rFonts w:ascii="Roboto Mono" w:hAnsi="Roboto Mono" w:eastAsia="Roboto Mono"/>
           <w:b/>
           <w:bCs/>
         </w:rPr>
@@ -6121,27 +6121,27 @@
       </w:pPr>
       <w:r>
         <w:rPr>
-          <w:rFonts w:ascii="Roboto Mono" w:hAnsi="Roboto Mono"/>
+          <w:rFonts w:ascii="Roboto Mono" w:hAnsi="Roboto Mono" w:eastAsia="Roboto Mono"/>
         </w:rPr>
         <w:t>Concrete Type</w:t>
       </w:r>
       <w:r>
         <w:rPr>
-          <w:rFonts w:ascii="Roboto Mono" w:hAnsi="Roboto Mono"/>
+          <w:rFonts w:ascii="Roboto Mono" w:hAnsi="Roboto Mono" w:eastAsia="Roboto Mono"/>
         </w:rPr>
         <w:br/>
         <w:t>Brick Type</w:t>
       </w:r>
       <w:r>
         <w:rPr>
-          <w:rFonts w:ascii="Roboto Mono" w:hAnsi="Roboto Mono"/>
+          <w:rFonts w:ascii="Roboto Mono" w:hAnsi="Roboto Mono" w:eastAsia="Roboto Mono"/>
         </w:rPr>
         <w:br/>
         <w:t>Steel Thickness</w:t>
       </w:r>
       <w:r>
         <w:rPr>
-          <w:rFonts w:ascii="Roboto Mono" w:hAnsi="Roboto Mono"/>
+          <w:rFonts w:ascii="Roboto Mono" w:hAnsi="Roboto Mono" w:eastAsia="Roboto Mono"/>
         </w:rPr>
         <w:br/>
         <w:t>Electrical Wiring</w:t>
@@ -6155,7 +6155,7 @@
       </w:pPr>
       <w:r>
         <w:rPr>
-          <w:rFonts w:ascii="Roboto Mono" w:hAnsi="Roboto Mono"/>
+          <w:rFonts w:ascii="Roboto Mono" w:hAnsi="Roboto Mono" w:eastAsia="Roboto Mono"/>
         </w:rPr>
         <w:t>How is the house actually built?</w:t>
       </w:r>
@@ -6168,7 +6168,7 @@
       </w:pPr>
       <w:r>
         <w:rPr>
-          <w:rFonts w:ascii="Roboto Mono" w:hAnsi="Roboto Mono"/>
+          <w:rFonts w:ascii="Roboto Mono" w:hAnsi="Roboto Mono" w:eastAsia="Roboto Mono"/>
         </w:rPr>
         <w:pict w14:anchorId="660B22F9">
           <v:rect id="_x0000_i1053" style="width:0;height:1.5pt" o:hralign="center" o:hrstd="t" o:hr="t" fillcolor="#a0a0a0" stroked="f"/>
@@ -6192,7 +6192,7 @@
     <w:p>
       <w:r>
         <w:rPr>
-          <w:rFonts w:ascii="Arial" w:hAnsi="Arial" w:cs="Arial"/>
+          <w:rFonts w:ascii="Arial" w:hAnsi="Arial" w:cs="Arial" w:eastAsia="Arial"/>
           <w:b/>
           <w:color w:val="000000"/>
           <w:sz w:val="18"/>
@@ -6202,7 +6202,7 @@
       </w:r>
       <w:r>
         <w:rPr>
-          <w:rFonts w:ascii="Arial" w:hAnsi="Arial" w:cs="Arial"/>
+          <w:rFonts w:ascii="Arial" w:hAnsi="Arial" w:cs="Arial" w:eastAsia="Arial"/>
           <w:color w:val="000000"/>
           <w:sz w:val="18"/>
           <w:highlight w:val="lightGray"/>
@@ -6211,7 +6211,7 @@
       </w:r>
       <w:r>
         <w:rPr>
-          <w:rFonts w:ascii="Arial" w:hAnsi="Arial" w:cs="Arial"/>
+          <w:rFonts w:ascii="Arial" w:hAnsi="Arial" w:cs="Arial" w:eastAsia="Arial"/>
           <w:b/>
           <w:color w:val="000000"/>
           <w:sz w:val="18"/>
@@ -6221,7 +6221,7 @@
       </w:r>
       <w:r>
         <w:rPr>
-          <w:rFonts w:ascii="Arial" w:hAnsi="Arial" w:cs="Arial"/>
+          <w:rFonts w:ascii="Arial" w:hAnsi="Arial" w:cs="Arial" w:eastAsia="Arial"/>
           <w:color w:val="000000"/>
           <w:sz w:val="18"/>
           <w:highlight w:val="lightGray"/>
@@ -6230,7 +6230,7 @@
       </w:r>
       <w:r>
         <w:rPr>
-          <w:rFonts w:ascii="Arial" w:hAnsi="Arial" w:cs="Arial"/>
+          <w:rFonts w:ascii="Arial" w:hAnsi="Arial" w:cs="Arial" w:eastAsia="Arial"/>
           <w:b/>
           <w:color w:val="000000"/>
           <w:sz w:val="18"/>
@@ -6240,7 +6240,7 @@
       </w:r>
       <w:r>
         <w:rPr>
-          <w:rFonts w:ascii="Arial" w:hAnsi="Arial" w:cs="Arial"/>
+          <w:rFonts w:ascii="Arial" w:hAnsi="Arial" w:cs="Arial" w:eastAsia="Arial"/>
           <w:color w:val="000000"/>
           <w:sz w:val="18"/>
           <w:highlight w:val="lightGray"/>
@@ -6256,13 +6256,13 @@
       </w:pPr>
       <w:r>
         <w:rPr>
-          <w:rFonts w:ascii="Roboto Mono" w:hAnsi="Roboto Mono"/>
+          <w:rFonts w:ascii="Roboto Mono" w:hAnsi="Roboto Mono" w:eastAsia="Roboto Mono"/>
         </w:rPr>
         <w:t xml:space="preserve">A </w:t>
       </w:r>
       <w:r>
         <w:rPr>
-          <w:rFonts w:ascii="Roboto Mono" w:hAnsi="Roboto Mono"/>
+          <w:rFonts w:ascii="Roboto Mono" w:hAnsi="Roboto Mono" w:eastAsia="Roboto Mono"/>
           <w:b/>
           <w:bCs/>
         </w:rPr>
@@ -6270,13 +6270,13 @@
       </w:r>
       <w:r>
         <w:rPr>
-          <w:rFonts w:ascii="Roboto Mono" w:hAnsi="Roboto Mono"/>
+          <w:rFonts w:ascii="Roboto Mono" w:hAnsi="Roboto Mono" w:eastAsia="Roboto Mono"/>
         </w:rPr>
         <w:t xml:space="preserve"> is the actual implementation of a database in a specific DBMS. It defines </w:t>
       </w:r>
       <w:r>
         <w:rPr>
-          <w:rFonts w:ascii="Roboto Mono" w:hAnsi="Roboto Mono"/>
+          <w:rFonts w:ascii="Roboto Mono" w:hAnsi="Roboto Mono" w:eastAsia="Roboto Mono"/>
           <w:b/>
           <w:bCs/>
         </w:rPr>
@@ -6284,7 +6284,7 @@
       </w:r>
       <w:r>
         <w:rPr>
-          <w:rFonts w:ascii="Roboto Mono" w:hAnsi="Roboto Mono"/>
+          <w:rFonts w:ascii="Roboto Mono" w:hAnsi="Roboto Mono" w:eastAsia="Roboto Mono"/>
         </w:rPr>
         <w:t>. It is the final stage of database design and is used to create and deploy a working database system.</w:t>
       </w:r>

--- a/Knowledge/3-Work knowledge/1-Software Engineering/2-General Technologies/9-Databases/5-My Source/1-Intro to Databases/1-Data Models/2-Levels of Data Models/3-Physical Data Model.docx
+++ b/Knowledge/3-Work knowledge/1-Software Engineering/2-General Technologies/9-Databases/5-My Source/1-Intro to Databases/1-Data Models/2-Levels of Data Models/3-Physical Data Model.docx
@@ -7,6 +7,9 @@
         <w:pStyle w:val="Heading1"/>
       </w:pPr>
       <w:r>
+        <w:rPr>
+          <w:rFonts w:ascii="Calibri Light" w:hAnsi="Calibri Light" w:eastAsia="Calibri Light"/>
+        </w:rPr>
         <w:t>Physical Data Model</w:t>
       </w:r>
     </w:p>
@@ -16,11 +19,14 @@
       </w:pPr>
       <w:r>
         <w:rPr>
-          <w:rFonts w:ascii="Segoe UI Emoji" w:hAnsi="Segoe UI Emoji" w:cs="Segoe UI Emoji"/>
+          <w:rFonts w:ascii="Calibri Light" w:hAnsi="Calibri Light" w:cs="Segoe UI Emoji" w:eastAsia="Calibri Light"/>
         </w:rPr>
         <w:t>🌟</w:t>
       </w:r>
       <w:r>
+        <w:rPr>
+          <w:rFonts w:ascii="Calibri Light" w:hAnsi="Calibri Light" w:eastAsia="Calibri Light"/>
+        </w:rPr>
         <w:t xml:space="preserve"> Definition</w:t>
       </w:r>
     </w:p>
@@ -244,11 +250,14 @@
       </w:pPr>
       <w:r>
         <w:rPr>
-          <w:rFonts w:ascii="Segoe UI Emoji" w:hAnsi="Segoe UI Emoji" w:cs="Segoe UI Emoji"/>
+          <w:rFonts w:ascii="Calibri Light" w:hAnsi="Calibri Light" w:cs="Segoe UI Emoji" w:eastAsia="Calibri Light"/>
         </w:rPr>
         <w:t>🎯</w:t>
       </w:r>
       <w:r>
+        <w:rPr>
+          <w:rFonts w:ascii="Calibri Light" w:hAnsi="Calibri Light" w:eastAsia="Calibri Light"/>
+        </w:rPr>
         <w:t xml:space="preserve"> Purpose</w:t>
       </w:r>
     </w:p>
@@ -447,11 +456,14 @@
       </w:pPr>
       <w:r>
         <w:rPr>
-          <w:rFonts w:ascii="Segoe UI Emoji" w:hAnsi="Segoe UI Emoji" w:cs="Segoe UI Emoji"/>
+          <w:rFonts w:ascii="Calibri Light" w:hAnsi="Calibri Light" w:cs="Segoe UI Emoji" w:eastAsia="Calibri Light"/>
         </w:rPr>
         <w:t>🧠</w:t>
       </w:r>
       <w:r>
+        <w:rPr>
+          <w:rFonts w:ascii="Calibri Light" w:hAnsi="Calibri Light" w:eastAsia="Calibri Light"/>
+        </w:rPr>
         <w:t xml:space="preserve"> Key Question</w:t>
       </w:r>
     </w:p>
@@ -621,11 +633,14 @@
       </w:pPr>
       <w:r>
         <w:rPr>
-          <w:rFonts w:ascii="Segoe UI Emoji" w:hAnsi="Segoe UI Emoji" w:cs="Segoe UI Emoji"/>
+          <w:rFonts w:ascii="Calibri Light" w:hAnsi="Calibri Light" w:cs="Segoe UI Emoji" w:eastAsia="Calibri Light"/>
         </w:rPr>
         <w:t>🔄</w:t>
       </w:r>
       <w:r>
+        <w:rPr>
+          <w:rFonts w:ascii="Calibri Light" w:hAnsi="Calibri Light" w:eastAsia="Calibri Light"/>
+        </w:rPr>
         <w:t xml:space="preserve"> From Conceptual to Physical</w:t>
       </w:r>
     </w:p>
@@ -1158,11 +1173,14 @@
       </w:pPr>
       <w:r>
         <w:rPr>
-          <w:rFonts w:ascii="Segoe UI Emoji" w:hAnsi="Segoe UI Emoji" w:cs="Segoe UI Emoji"/>
+          <w:rFonts w:ascii="Calibri Light" w:hAnsi="Calibri Light" w:cs="Segoe UI Emoji" w:eastAsia="Calibri Light"/>
         </w:rPr>
         <w:t>📚</w:t>
       </w:r>
       <w:r>
+        <w:rPr>
+          <w:rFonts w:ascii="Calibri Light" w:hAnsi="Calibri Light" w:eastAsia="Calibri Light"/>
+        </w:rPr>
         <w:t xml:space="preserve"> Online Store Example</w:t>
       </w:r>
     </w:p>
@@ -1528,11 +1546,14 @@
       </w:pPr>
       <w:r>
         <w:rPr>
-          <w:rFonts w:ascii="Segoe UI Emoji" w:hAnsi="Segoe UI Emoji" w:cs="Segoe UI Emoji"/>
+          <w:rFonts w:ascii="Calibri Light" w:hAnsi="Calibri Light" w:cs="Segoe UI Emoji" w:eastAsia="Calibri Light"/>
         </w:rPr>
         <w:t>🧩</w:t>
       </w:r>
       <w:r>
+        <w:rPr>
+          <w:rFonts w:ascii="Calibri Light" w:hAnsi="Calibri Light" w:eastAsia="Calibri Light"/>
+        </w:rPr>
         <w:t xml:space="preserve"> Main Components</w:t>
       </w:r>
     </w:p>
@@ -2708,11 +2729,14 @@
       </w:pPr>
       <w:r>
         <w:rPr>
-          <w:rFonts w:ascii="Segoe UI Emoji" w:hAnsi="Segoe UI Emoji" w:cs="Segoe UI Emoji"/>
+          <w:rFonts w:ascii="Calibri Light" w:hAnsi="Calibri Light" w:cs="Segoe UI Emoji" w:eastAsia="Calibri Light"/>
         </w:rPr>
         <w:t>📊</w:t>
       </w:r>
       <w:r>
+        <w:rPr>
+          <w:rFonts w:ascii="Calibri Light" w:hAnsi="Calibri Light" w:eastAsia="Calibri Light"/>
+        </w:rPr>
         <w:t xml:space="preserve"> Example Physical ER Structure</w:t>
       </w:r>
     </w:p>
@@ -3007,11 +3031,14 @@
       </w:pPr>
       <w:r>
         <w:rPr>
-          <w:rFonts w:ascii="Segoe UI Emoji" w:hAnsi="Segoe UI Emoji" w:cs="Segoe UI Emoji"/>
+          <w:rFonts w:ascii="Calibri Light" w:hAnsi="Calibri Light" w:cs="Segoe UI Emoji" w:eastAsia="Calibri Light"/>
         </w:rPr>
         <w:t>🔢</w:t>
       </w:r>
       <w:r>
+        <w:rPr>
+          <w:rFonts w:ascii="Calibri Light" w:hAnsi="Calibri Light" w:eastAsia="Calibri Light"/>
+        </w:rPr>
         <w:t xml:space="preserve"> Characteristics of a Physical Model</w:t>
       </w:r>
     </w:p>
@@ -3193,11 +3220,14 @@
       </w:pPr>
       <w:r>
         <w:rPr>
-          <w:rFonts w:ascii="Segoe UI Emoji" w:hAnsi="Segoe UI Emoji" w:cs="Segoe UI Emoji"/>
+          <w:rFonts w:ascii="Calibri Light" w:hAnsi="Calibri Light" w:cs="Segoe UI Emoji" w:eastAsia="Calibri Light"/>
         </w:rPr>
         <w:t>🌍</w:t>
       </w:r>
       <w:r>
+        <w:rPr>
+          <w:rFonts w:ascii="Calibri Light" w:hAnsi="Calibri Light" w:eastAsia="Calibri Light"/>
+        </w:rPr>
         <w:t xml:space="preserve"> University Example</w:t>
       </w:r>
     </w:p>
@@ -3710,11 +3740,14 @@
       </w:pPr>
       <w:r>
         <w:rPr>
-          <w:rFonts w:ascii="Segoe UI Emoji" w:hAnsi="Segoe UI Emoji" w:cs="Segoe UI Emoji"/>
+          <w:rFonts w:ascii="Calibri Light" w:hAnsi="Calibri Light" w:cs="Segoe UI Emoji" w:eastAsia="Calibri Light"/>
         </w:rPr>
         <w:t>🚀</w:t>
       </w:r>
       <w:r>
+        <w:rPr>
+          <w:rFonts w:ascii="Calibri Light" w:hAnsi="Calibri Light" w:eastAsia="Calibri Light"/>
+        </w:rPr>
         <w:t xml:space="preserve"> Performance Features</w:t>
       </w:r>
     </w:p>
@@ -4173,11 +4206,14 @@
       </w:pPr>
       <w:r>
         <w:rPr>
-          <w:rFonts w:ascii="Segoe UI Emoji" w:hAnsi="Segoe UI Emoji" w:cs="Segoe UI Emoji"/>
+          <w:rFonts w:ascii="Calibri Light" w:hAnsi="Calibri Light" w:cs="Segoe UI Emoji" w:eastAsia="Calibri Light"/>
         </w:rPr>
         <w:t>🔄</w:t>
       </w:r>
       <w:r>
+        <w:rPr>
+          <w:rFonts w:ascii="Calibri Light" w:hAnsi="Calibri Light" w:eastAsia="Calibri Light"/>
+        </w:rPr>
         <w:t xml:space="preserve"> Conceptual vs Logical vs Physical</w:t>
       </w:r>
     </w:p>
@@ -5209,11 +5245,14 @@
       </w:pPr>
       <w:r>
         <w:rPr>
-          <w:rFonts w:ascii="Segoe UI Emoji" w:hAnsi="Segoe UI Emoji" w:cs="Segoe UI Emoji"/>
+          <w:rFonts w:ascii="Calibri Light" w:hAnsi="Calibri Light" w:cs="Segoe UI Emoji" w:eastAsia="Calibri Light"/>
         </w:rPr>
         <w:t>📊</w:t>
       </w:r>
       <w:r>
+        <w:rPr>
+          <w:rFonts w:ascii="Calibri Light" w:hAnsi="Calibri Light" w:eastAsia="Calibri Light"/>
+        </w:rPr>
         <w:t xml:space="preserve"> Example Progression</w:t>
       </w:r>
     </w:p>
@@ -5693,11 +5732,14 @@
       </w:pPr>
       <w:r>
         <w:rPr>
-          <w:rFonts w:ascii="Segoe UI Emoji" w:hAnsi="Segoe UI Emoji" w:cs="Segoe UI Emoji"/>
+          <w:rFonts w:ascii="Calibri Light" w:hAnsi="Calibri Light" w:cs="Segoe UI Emoji" w:eastAsia="Calibri Light"/>
         </w:rPr>
         <w:t>🧠</w:t>
       </w:r>
       <w:r>
+        <w:rPr>
+          <w:rFonts w:ascii="Calibri Light" w:hAnsi="Calibri Light" w:eastAsia="Calibri Light"/>
+        </w:rPr>
         <w:t xml:space="preserve"> Simple Analogy</w:t>
       </w:r>
     </w:p>
@@ -6181,11 +6223,14 @@
       </w:pPr>
       <w:r>
         <w:rPr>
-          <w:rFonts w:ascii="Segoe UI Emoji" w:hAnsi="Segoe UI Emoji" w:cs="Segoe UI Emoji"/>
+          <w:rFonts w:ascii="Calibri Light" w:hAnsi="Calibri Light" w:cs="Segoe UI Emoji" w:eastAsia="Calibri Light"/>
         </w:rPr>
         <w:t>🧭</w:t>
       </w:r>
       <w:r>
+        <w:rPr>
+          <w:rFonts w:ascii="Calibri Light" w:hAnsi="Calibri Light" w:eastAsia="Calibri Light"/>
+        </w:rPr>
         <w:t xml:space="preserve"> Summary</w:t>
       </w:r>
     </w:p>
